--- a/Программирование/Лабораторные работы ТЕСТ ОТЧЁТЫ/отчёт.docx
+++ b/Программирование/Лабораторные работы ТЕСТ ОТЧЁТЫ/отчёт.docx
@@ -216,17 +216,7 @@
           <w:sz w:val="28"/>
           <w:szCs w:val="28"/>
         </w:rPr>
-        <w:t>Тестирование ПО</w:t>
-      </w:r>
-      <w:r>
-        <w:rPr>
-          <w:rFonts w:ascii="Times New Roman" w:hAnsi="Times New Roman" w:cs="Times New Roman"/>
-          <w:b/>
-          <w:bCs/>
-          <w:sz w:val="28"/>
-          <w:szCs w:val="28"/>
-        </w:rPr>
-        <w:t>.</w:t>
+        <w:t>Тестирование ПО.</w:t>
       </w:r>
       <w:r>
         <w:rPr>
@@ -831,16 +821,7 @@
                     <w:szCs w:val="28"/>
                     <w:lang w:val="en-US"/>
                   </w:rPr>
-                  <m:t xml:space="preserve">≤ t≤ </m:t>
-                </m:r>
-                <m:r>
-                  <w:rPr>
-                    <w:rFonts w:ascii="Cambria Math" w:hAnsi="Cambria Math" w:cs="Times New Roman"/>
-                    <w:sz w:val="28"/>
-                    <w:szCs w:val="28"/>
-                    <w:lang w:val="en-US"/>
-                  </w:rPr>
-                  <m:t>8</m:t>
+                  <m:t>≤ t≤ 8</m:t>
                 </m:r>
               </m:oMath>
             </m:oMathPara>
@@ -954,16 +935,7 @@
                   <w:szCs w:val="28"/>
                   <w:lang w:val="en-US"/>
                 </w:rPr>
-                <m:t>&gt;</m:t>
-              </m:r>
-              <m:r>
-                <w:rPr>
-                  <w:rFonts w:ascii="Cambria Math" w:eastAsiaTheme="minorEastAsia" w:hAnsi="Cambria Math" w:cs="Times New Roman"/>
-                  <w:sz w:val="28"/>
-                  <w:szCs w:val="28"/>
-                  <w:lang w:val="en-US"/>
-                </w:rPr>
-                <m:t>8</m:t>
+                <m:t>&gt;8</m:t>
               </m:r>
             </m:oMath>
           </w:p>
@@ -1024,25 +996,7 @@
                   <w:szCs w:val="28"/>
                   <w:lang w:val="en-US"/>
                 </w:rPr>
-                <m:t>-7.906681</m:t>
-              </m:r>
-              <m:r>
-                <w:rPr>
-                  <w:rFonts w:ascii="Cambria Math" w:hAnsi="Cambria Math" w:cs="Times New Roman"/>
-                  <w:sz w:val="28"/>
-                  <w:szCs w:val="28"/>
-                  <w:lang w:val="en-US"/>
-                </w:rPr>
-                <m:t>≤</m:t>
-              </m:r>
-              <m:r>
-                <w:rPr>
-                  <w:rFonts w:ascii="Cambria Math" w:hAnsi="Cambria Math" w:cs="Times New Roman"/>
-                  <w:sz w:val="28"/>
-                  <w:szCs w:val="28"/>
-                  <w:lang w:val="en-US"/>
-                </w:rPr>
-                <m:t>z</m:t>
+                <m:t>-7.906681≤z</m:t>
               </m:r>
             </m:oMath>
             <w:r>
@@ -1089,25 +1043,7 @@
                   <w:szCs w:val="28"/>
                   <w:lang w:val="en-US"/>
                 </w:rPr>
-                <m:t>≤</m:t>
-              </m:r>
-              <m:r>
-                <w:rPr>
-                  <w:rFonts w:ascii="Cambria Math" w:eastAsiaTheme="minorEastAsia" w:hAnsi="Cambria Math" w:cs="Times New Roman"/>
-                  <w:sz w:val="28"/>
-                  <w:szCs w:val="28"/>
-                  <w:lang w:val="en-US"/>
-                </w:rPr>
-                <m:t xml:space="preserve"> </m:t>
-              </m:r>
-              <m:r>
-                <w:rPr>
-                  <w:rFonts w:ascii="Cambria Math" w:eastAsiaTheme="minorEastAsia" w:hAnsi="Cambria Math" w:cs="Times New Roman"/>
-                  <w:sz w:val="28"/>
-                  <w:szCs w:val="28"/>
-                  <w:lang w:val="en-US"/>
-                </w:rPr>
-                <m:t>3,097056</m:t>
+                <m:t>≤ 3,097056</m:t>
               </m:r>
             </m:oMath>
           </w:p>
@@ -1177,7 +1113,6 @@
           <w:rFonts w:ascii="Times New Roman" w:hAnsi="Times New Roman" w:cs="Times New Roman"/>
           <w:sz w:val="28"/>
           <w:szCs w:val="28"/>
-          <w:lang w:val="en-US"/>
         </w:rPr>
       </w:pPr>
     </w:p>
@@ -1224,16 +1159,7 @@
               <w:szCs w:val="28"/>
               <w:lang w:val="en-US"/>
             </w:rPr>
-            <m:t xml:space="preserve">F1= </m:t>
-          </m:r>
-          <m:r>
-            <w:rPr>
-              <w:rFonts w:ascii="Cambria Math" w:hAnsi="Cambria Math" w:cs="Times New Roman"/>
-              <w:sz w:val="28"/>
-              <w:szCs w:val="28"/>
-              <w:lang w:val="en-US"/>
-            </w:rPr>
-            <m:t xml:space="preserve">a * </m:t>
+            <m:t xml:space="preserve">F1= a * </m:t>
           </m:r>
           <m:sSup>
             <m:sSupPr>
@@ -1353,16 +1279,7 @@
               <w:szCs w:val="28"/>
               <w:lang w:val="en-US"/>
             </w:rPr>
-            <m:t xml:space="preserve">F3= </m:t>
-          </m:r>
-          <m:r>
-            <w:rPr>
-              <w:rFonts w:ascii="Cambria Math" w:hAnsi="Cambria Math" w:cs="Times New Roman"/>
-              <w:sz w:val="28"/>
-              <w:szCs w:val="28"/>
-              <w:lang w:val="en-US"/>
-            </w:rPr>
-            <m:t xml:space="preserve">a * </m:t>
+            <m:t xml:space="preserve">F3= a * </m:t>
           </m:r>
           <m:sSup>
             <m:sSupPr>
@@ -4992,39 +4909,7 @@
                 <w:sz w:val="28"/>
                 <w:szCs w:val="28"/>
               </w:rPr>
-              <w:t>1-2, 2-3, 3-4, 4-7, 7-</w:t>
-            </w:r>
-            <w:r>
-              <w:rPr>
-                <w:rFonts w:ascii="Times New Roman" w:hAnsi="Times New Roman" w:cs="Times New Roman"/>
-                <w:sz w:val="28"/>
-                <w:szCs w:val="28"/>
-              </w:rPr>
-              <w:t>8</w:t>
-            </w:r>
-            <w:r>
-              <w:rPr>
-                <w:rFonts w:ascii="Times New Roman" w:hAnsi="Times New Roman" w:cs="Times New Roman"/>
-                <w:sz w:val="28"/>
-                <w:szCs w:val="28"/>
-              </w:rPr>
-              <w:t xml:space="preserve">, </w:t>
-            </w:r>
-            <w:r>
-              <w:rPr>
-                <w:rFonts w:ascii="Times New Roman" w:hAnsi="Times New Roman" w:cs="Times New Roman"/>
-                <w:sz w:val="28"/>
-                <w:szCs w:val="28"/>
-              </w:rPr>
-              <w:t>8</w:t>
-            </w:r>
-            <w:r>
-              <w:rPr>
-                <w:rFonts w:ascii="Times New Roman" w:hAnsi="Times New Roman" w:cs="Times New Roman"/>
-                <w:sz w:val="28"/>
-                <w:szCs w:val="28"/>
-              </w:rPr>
-              <w:t>-6, 6-К</w:t>
+              <w:t>1-2, 2-3, 3-4, 4-7, 7-8, 8-6, 6-К</w:t>
             </w:r>
           </w:p>
         </w:tc>
@@ -5087,39 +4972,7 @@
                 <w:sz w:val="28"/>
                 <w:szCs w:val="28"/>
               </w:rPr>
-              <w:t>1-2, 2-3, 3-4, 4-</w:t>
-            </w:r>
-            <w:r>
-              <w:rPr>
-                <w:rFonts w:ascii="Times New Roman" w:hAnsi="Times New Roman" w:cs="Times New Roman"/>
-                <w:sz w:val="28"/>
-                <w:szCs w:val="28"/>
-              </w:rPr>
-              <w:t>5</w:t>
-            </w:r>
-            <w:r>
-              <w:rPr>
-                <w:rFonts w:ascii="Times New Roman" w:hAnsi="Times New Roman" w:cs="Times New Roman"/>
-                <w:sz w:val="28"/>
-                <w:szCs w:val="28"/>
-              </w:rPr>
-              <w:t xml:space="preserve">, </w:t>
-            </w:r>
-            <w:r>
-              <w:rPr>
-                <w:rFonts w:ascii="Times New Roman" w:hAnsi="Times New Roman" w:cs="Times New Roman"/>
-                <w:sz w:val="28"/>
-                <w:szCs w:val="28"/>
-              </w:rPr>
-              <w:t>5</w:t>
-            </w:r>
-            <w:r>
-              <w:rPr>
-                <w:rFonts w:ascii="Times New Roman" w:hAnsi="Times New Roman" w:cs="Times New Roman"/>
-                <w:sz w:val="28"/>
-                <w:szCs w:val="28"/>
-              </w:rPr>
-              <w:t>-6, 6-К</w:t>
+              <w:t>1-2, 2-3, 3-4, 4-5, 5-6, 6-К</w:t>
             </w:r>
           </w:p>
         </w:tc>
@@ -5251,7 +5104,6 @@
     </w:p>
     <w:p>
       <w:pPr>
-        <w:ind w:firstLine="567"/>
         <w:jc w:val="both"/>
         <w:rPr>
           <w:rFonts w:ascii="Times New Roman" w:hAnsi="Times New Roman" w:cs="Times New Roman"/>
@@ -5259,6 +5111,62 @@
           <w:szCs w:val="28"/>
         </w:rPr>
       </w:pPr>
+      <w:r>
+        <w:rPr>
+          <w:rFonts w:ascii="Times New Roman" w:hAnsi="Times New Roman" w:cs="Times New Roman"/>
+          <w:noProof/>
+          <w:sz w:val="28"/>
+          <w:szCs w:val="28"/>
+        </w:rPr>
+        <w:drawing>
+          <wp:inline distT="0" distB="0" distL="0" distR="0" wp14:anchorId="60D7F443" wp14:editId="0D22BB1F">
+            <wp:extent cx="2057400" cy="3722663"/>
+            <wp:effectExtent l="0" t="0" r="0" b="0"/>
+            <wp:docPr id="8" name="Рисунок 8"/>
+            <wp:cNvGraphicFramePr>
+              <a:graphicFrameLocks xmlns:a="http://schemas.openxmlformats.org/drawingml/2006/main" noChangeAspect="1"/>
+            </wp:cNvGraphicFramePr>
+            <a:graphic xmlns:a="http://schemas.openxmlformats.org/drawingml/2006/main">
+              <a:graphicData uri="http://schemas.openxmlformats.org/drawingml/2006/picture">
+                <pic:pic xmlns:pic="http://schemas.openxmlformats.org/drawingml/2006/picture">
+                  <pic:nvPicPr>
+                    <pic:cNvPr id="0" name="Picture 1"/>
+                    <pic:cNvPicPr>
+                      <a:picLocks noChangeAspect="1" noChangeArrowheads="1"/>
+                    </pic:cNvPicPr>
+                  </pic:nvPicPr>
+                  <pic:blipFill>
+                    <a:blip r:embed="rId12">
+                      <a:extLst>
+                        <a:ext uri="{28A0092B-C50C-407E-A947-70E740481C1C}">
+                          <a14:useLocalDpi xmlns:a14="http://schemas.microsoft.com/office/drawing/2010/main" val="0"/>
+                        </a:ext>
+                      </a:extLst>
+                    </a:blip>
+                    <a:srcRect/>
+                    <a:stretch>
+                      <a:fillRect/>
+                    </a:stretch>
+                  </pic:blipFill>
+                  <pic:spPr bwMode="auto">
+                    <a:xfrm>
+                      <a:off x="0" y="0"/>
+                      <a:ext cx="2070803" cy="3746915"/>
+                    </a:xfrm>
+                    <a:prstGeom prst="rect">
+                      <a:avLst/>
+                    </a:prstGeom>
+                    <a:noFill/>
+                    <a:ln>
+                      <a:noFill/>
+                    </a:ln>
+                  </pic:spPr>
+                </pic:pic>
+              </a:graphicData>
+            </a:graphic>
+          </wp:inline>
+        </w:drawing>
+      </w:r>
     </w:p>
     <w:p>
       <w:pPr>
@@ -5281,7 +5189,6 @@
     </w:p>
     <w:p>
       <w:pPr>
-        <w:ind w:firstLine="567"/>
         <w:jc w:val="both"/>
         <w:rPr>
           <w:rFonts w:ascii="Times New Roman" w:hAnsi="Times New Roman" w:cs="Times New Roman"/>
@@ -5289,6 +5196,62 @@
           <w:szCs w:val="28"/>
         </w:rPr>
       </w:pPr>
+      <w:r>
+        <w:rPr>
+          <w:rFonts w:ascii="Times New Roman" w:hAnsi="Times New Roman" w:cs="Times New Roman"/>
+          <w:noProof/>
+          <w:sz w:val="28"/>
+          <w:szCs w:val="28"/>
+        </w:rPr>
+        <w:drawing>
+          <wp:inline distT="0" distB="0" distL="0" distR="0" wp14:anchorId="506A2DB6" wp14:editId="1602C0CF">
+            <wp:extent cx="1352550" cy="3958686"/>
+            <wp:effectExtent l="0" t="0" r="0" b="3810"/>
+            <wp:docPr id="10" name="Рисунок 10"/>
+            <wp:cNvGraphicFramePr>
+              <a:graphicFrameLocks xmlns:a="http://schemas.openxmlformats.org/drawingml/2006/main" noChangeAspect="1"/>
+            </wp:cNvGraphicFramePr>
+            <a:graphic xmlns:a="http://schemas.openxmlformats.org/drawingml/2006/main">
+              <a:graphicData uri="http://schemas.openxmlformats.org/drawingml/2006/picture">
+                <pic:pic xmlns:pic="http://schemas.openxmlformats.org/drawingml/2006/picture">
+                  <pic:nvPicPr>
+                    <pic:cNvPr id="0" name="Picture 3"/>
+                    <pic:cNvPicPr>
+                      <a:picLocks noChangeAspect="1" noChangeArrowheads="1"/>
+                    </pic:cNvPicPr>
+                  </pic:nvPicPr>
+                  <pic:blipFill>
+                    <a:blip r:embed="rId13">
+                      <a:extLst>
+                        <a:ext uri="{28A0092B-C50C-407E-A947-70E740481C1C}">
+                          <a14:useLocalDpi xmlns:a14="http://schemas.microsoft.com/office/drawing/2010/main" val="0"/>
+                        </a:ext>
+                      </a:extLst>
+                    </a:blip>
+                    <a:srcRect/>
+                    <a:stretch>
+                      <a:fillRect/>
+                    </a:stretch>
+                  </pic:blipFill>
+                  <pic:spPr bwMode="auto">
+                    <a:xfrm>
+                      <a:off x="0" y="0"/>
+                      <a:ext cx="1358064" cy="3974824"/>
+                    </a:xfrm>
+                    <a:prstGeom prst="rect">
+                      <a:avLst/>
+                    </a:prstGeom>
+                    <a:noFill/>
+                    <a:ln>
+                      <a:noFill/>
+                    </a:ln>
+                  </pic:spPr>
+                </pic:pic>
+              </a:graphicData>
+            </a:graphic>
+          </wp:inline>
+        </w:drawing>
+      </w:r>
     </w:p>
     <w:p>
       <w:pPr>
@@ -5308,6 +5271,7 @@
           <w:sz w:val="28"/>
           <w:szCs w:val="28"/>
         </w:rPr>
+        <w:lastRenderedPageBreak/>
         <w:t>2) Определим спецификации</w:t>
       </w:r>
     </w:p>
@@ -5412,7 +5376,7 @@
                 <w:sz w:val="28"/>
                 <w:szCs w:val="28"/>
               </w:rPr>
-              <w:t>Целые и вещественные</w:t>
+              <w:t>Целые</w:t>
             </w:r>
           </w:p>
         </w:tc>
@@ -5452,7 +5416,6 @@
                 <w:rFonts w:ascii="Times New Roman" w:hAnsi="Times New Roman" w:cs="Times New Roman"/>
                 <w:sz w:val="28"/>
                 <w:szCs w:val="28"/>
-                <w:lang w:val="en-US"/>
               </w:rPr>
             </w:pPr>
             <m:oMathPara>
@@ -5463,7 +5426,7 @@
                     <w:sz w:val="28"/>
                     <w:szCs w:val="28"/>
                   </w:rPr>
-                  <m:t>0.5</m:t>
+                  <m:t>n</m:t>
                 </m:r>
                 <m:r>
                   <w:rPr>
@@ -5472,7 +5435,7 @@
                     <w:szCs w:val="28"/>
                     <w:lang w:val="en-US"/>
                   </w:rPr>
-                  <m:t>≤ t≤ 8</m:t>
+                  <m:t>um≥0</m:t>
                 </m:r>
               </m:oMath>
             </m:oMathPara>
@@ -5529,789 +5492,7 @@
               <w:jc w:val="center"/>
               <w:rPr>
                 <w:rFonts w:ascii="Times New Roman" w:hAnsi="Times New Roman" w:cs="Times New Roman"/>
-                <w:sz w:val="28"/>
-                <w:szCs w:val="28"/>
-                <w:lang w:val="en-US"/>
-              </w:rPr>
-            </w:pPr>
-            <m:oMath>
-              <m:r>
-                <w:rPr>
-                  <w:rFonts w:ascii="Cambria Math" w:hAnsi="Cambria Math" w:cs="Times New Roman"/>
-                  <w:sz w:val="28"/>
-                  <w:szCs w:val="28"/>
-                </w:rPr>
-                <m:t>t</m:t>
-              </m:r>
-              <m:r>
-                <w:rPr>
-                  <w:rFonts w:ascii="Cambria Math" w:hAnsi="Cambria Math" w:cs="Times New Roman"/>
-                  <w:sz w:val="28"/>
-                  <w:szCs w:val="28"/>
-                  <w:lang w:val="en-US"/>
-                </w:rPr>
-                <m:t>&lt;0.5</m:t>
-              </m:r>
-            </m:oMath>
-            <w:r>
-              <w:rPr>
-                <w:rFonts w:ascii="Times New Roman" w:eastAsiaTheme="minorEastAsia" w:hAnsi="Times New Roman" w:cs="Times New Roman"/>
-                <w:sz w:val="28"/>
-                <w:szCs w:val="28"/>
-                <w:lang w:val="en-US"/>
-              </w:rPr>
-              <w:t xml:space="preserve"> </w:t>
-            </w:r>
-            <w:r>
-              <w:rPr>
-                <w:rFonts w:ascii="Times New Roman" w:eastAsiaTheme="minorEastAsia" w:hAnsi="Times New Roman" w:cs="Times New Roman"/>
-                <w:sz w:val="28"/>
-                <w:szCs w:val="28"/>
-              </w:rPr>
-              <w:t xml:space="preserve">и </w:t>
-            </w:r>
-            <m:oMath>
-              <m:r>
-                <w:rPr>
-                  <w:rFonts w:ascii="Cambria Math" w:eastAsiaTheme="minorEastAsia" w:hAnsi="Cambria Math" w:cs="Times New Roman"/>
-                  <w:sz w:val="28"/>
-                  <w:szCs w:val="28"/>
-                </w:rPr>
-                <m:t>t</m:t>
-              </m:r>
-              <m:r>
-                <w:rPr>
-                  <w:rFonts w:ascii="Cambria Math" w:eastAsiaTheme="minorEastAsia" w:hAnsi="Cambria Math" w:cs="Times New Roman"/>
-                  <w:sz w:val="28"/>
-                  <w:szCs w:val="28"/>
-                  <w:lang w:val="en-US"/>
-                </w:rPr>
-                <m:t>&gt;8</m:t>
-              </m:r>
-            </m:oMath>
-          </w:p>
-        </w:tc>
-      </w:tr>
-      <w:tr>
-        <w:tc>
-          <w:tcPr>
-            <w:tcW w:w="4672" w:type="dxa"/>
-          </w:tcPr>
-          <w:p>
-            <w:pPr>
-              <w:jc w:val="both"/>
-              <w:rPr>
-                <w:rFonts w:ascii="Times New Roman" w:hAnsi="Times New Roman" w:cs="Times New Roman"/>
-                <w:sz w:val="28"/>
-                <w:szCs w:val="28"/>
-              </w:rPr>
-            </w:pPr>
-            <w:r>
-              <w:rPr>
-                <w:rFonts w:ascii="Times New Roman" w:hAnsi="Times New Roman" w:cs="Times New Roman"/>
-                <w:sz w:val="28"/>
-                <w:szCs w:val="28"/>
-                <w:lang w:val="en-US"/>
-              </w:rPr>
-              <w:t xml:space="preserve">- </w:t>
-            </w:r>
-            <w:r>
-              <w:rPr>
-                <w:rFonts w:ascii="Times New Roman" w:hAnsi="Times New Roman" w:cs="Times New Roman"/>
-                <w:sz w:val="28"/>
-                <w:szCs w:val="28"/>
-              </w:rPr>
-              <w:t>Допустимые выходные данные</w:t>
-            </w:r>
-          </w:p>
-        </w:tc>
-        <w:tc>
-          <w:tcPr>
-            <w:tcW w:w="4673" w:type="dxa"/>
-          </w:tcPr>
-          <w:p>
-            <w:pPr>
-              <w:jc w:val="center"/>
-              <w:rPr>
-                <w:rFonts w:ascii="Times New Roman" w:hAnsi="Times New Roman" w:cs="Times New Roman"/>
                 <w:iCs/>
-                <w:sz w:val="28"/>
-                <w:szCs w:val="28"/>
-              </w:rPr>
-            </w:pPr>
-            <m:oMath>
-              <m:r>
-                <w:rPr>
-                  <w:rFonts w:ascii="Cambria Math" w:hAnsi="Cambria Math" w:cs="Times New Roman"/>
-                  <w:sz w:val="28"/>
-                  <w:szCs w:val="28"/>
-                  <w:lang w:val="en-US"/>
-                </w:rPr>
-                <m:t>-7.906681≤z</m:t>
-              </m:r>
-            </m:oMath>
-            <w:r>
-              <w:rPr>
-                <w:rFonts w:ascii="Times New Roman" w:eastAsiaTheme="minorEastAsia" w:hAnsi="Times New Roman" w:cs="Times New Roman"/>
-                <w:i/>
-                <w:sz w:val="28"/>
-                <w:szCs w:val="28"/>
-                <w:lang w:val="en-US"/>
-              </w:rPr>
-              <w:t xml:space="preserve"> </w:t>
-            </w:r>
-            <w:r>
-              <w:rPr>
-                <w:rFonts w:ascii="Times New Roman" w:eastAsiaTheme="minorEastAsia" w:hAnsi="Times New Roman" w:cs="Times New Roman"/>
-                <w:iCs/>
-                <w:sz w:val="28"/>
-                <w:szCs w:val="28"/>
-              </w:rPr>
-              <w:t>и</w:t>
-            </w:r>
-            <w:r>
-              <w:rPr>
-                <w:rFonts w:ascii="Times New Roman" w:eastAsiaTheme="minorEastAsia" w:hAnsi="Times New Roman" w:cs="Times New Roman"/>
-                <w:iCs/>
-                <w:sz w:val="28"/>
-                <w:szCs w:val="28"/>
-              </w:rPr>
-              <w:t xml:space="preserve"> </w:t>
-            </w:r>
-            <m:oMath>
-              <m:r>
-                <w:rPr>
-                  <w:rFonts w:ascii="Cambria Math" w:eastAsiaTheme="minorEastAsia" w:hAnsi="Cambria Math" w:cs="Times New Roman"/>
-                  <w:sz w:val="28"/>
-                  <w:szCs w:val="28"/>
-                </w:rPr>
-                <m:t>z</m:t>
-              </m:r>
-              <m:r>
-                <w:rPr>
-                  <w:rFonts w:ascii="Cambria Math" w:eastAsiaTheme="minorEastAsia" w:hAnsi="Cambria Math" w:cs="Times New Roman"/>
-                  <w:sz w:val="28"/>
-                  <w:szCs w:val="28"/>
-                  <w:lang w:val="en-US"/>
-                </w:rPr>
-                <m:t xml:space="preserve">≤ </m:t>
-              </m:r>
-              <m:r>
-                <w:rPr>
-                  <w:rFonts w:ascii="Cambria Math" w:eastAsiaTheme="minorEastAsia" w:hAnsi="Cambria Math" w:cs="Times New Roman"/>
-                  <w:sz w:val="28"/>
-                  <w:szCs w:val="28"/>
-                  <w:lang w:val="en-US"/>
-                </w:rPr>
-                <m:t>3,097056</m:t>
-              </m:r>
-            </m:oMath>
-          </w:p>
-        </w:tc>
-      </w:tr>
-      <w:tr>
-        <w:tc>
-          <w:tcPr>
-            <w:tcW w:w="4672" w:type="dxa"/>
-          </w:tcPr>
-          <w:p>
-            <w:pPr>
-              <w:jc w:val="both"/>
-              <w:rPr>
-                <w:rFonts w:ascii="Times New Roman" w:hAnsi="Times New Roman" w:cs="Times New Roman"/>
-                <w:sz w:val="28"/>
-                <w:szCs w:val="28"/>
-              </w:rPr>
-            </w:pPr>
-            <w:r>
-              <w:rPr>
-                <w:rFonts w:ascii="Times New Roman" w:hAnsi="Times New Roman" w:cs="Times New Roman"/>
-                <w:sz w:val="28"/>
-                <w:szCs w:val="28"/>
-              </w:rPr>
-              <w:t>- Преобразования</w:t>
-            </w:r>
-          </w:p>
-        </w:tc>
-        <w:tc>
-          <w:tcPr>
-            <w:tcW w:w="4673" w:type="dxa"/>
-          </w:tcPr>
-          <w:p>
-            <w:pPr>
-              <w:jc w:val="center"/>
-              <w:rPr>
-                <w:rFonts w:ascii="Times New Roman" w:hAnsi="Times New Roman" w:cs="Times New Roman"/>
-                <w:sz w:val="28"/>
-                <w:szCs w:val="28"/>
-              </w:rPr>
-            </w:pPr>
-            <w:r>
-              <w:rPr>
-                <w:rFonts w:ascii="Times New Roman" w:hAnsi="Times New Roman" w:cs="Times New Roman"/>
-                <w:sz w:val="28"/>
-                <w:szCs w:val="28"/>
-              </w:rPr>
-              <w:t>Возведение в квадрат, квадратный корень</w:t>
-            </w:r>
-          </w:p>
-        </w:tc>
-      </w:tr>
-    </w:tbl>
-    <w:p>
-      <w:pPr>
-        <w:jc w:val="both"/>
-        <w:rPr>
-          <w:rFonts w:ascii="Times New Roman" w:hAnsi="Times New Roman" w:cs="Times New Roman"/>
-          <w:sz w:val="28"/>
-          <w:szCs w:val="28"/>
-        </w:rPr>
-      </w:pPr>
-    </w:p>
-    <w:p>
-      <w:pPr>
-        <w:rPr>
-          <w:rFonts w:ascii="Times New Roman" w:hAnsi="Times New Roman" w:cs="Times New Roman"/>
-          <w:b/>
-          <w:bCs/>
-          <w:sz w:val="28"/>
-          <w:szCs w:val="28"/>
-        </w:rPr>
-      </w:pPr>
-      <w:r>
-        <w:rPr>
-          <w:rFonts w:ascii="Times New Roman" w:hAnsi="Times New Roman" w:cs="Times New Roman"/>
-          <w:b/>
-          <w:bCs/>
-          <w:sz w:val="28"/>
-          <w:szCs w:val="28"/>
-        </w:rPr>
-        <w:t>3) Построим таблицу покрытий вершин и ветвей графа тестовыми наборами</w:t>
-      </w:r>
-    </w:p>
-    <w:p>
-      <w:pPr>
-        <w:ind w:firstLine="567"/>
-        <w:rPr>
-          <w:rFonts w:ascii="Times New Roman" w:eastAsiaTheme="minorEastAsia" w:hAnsi="Times New Roman" w:cs="Times New Roman"/>
-          <w:sz w:val="28"/>
-          <w:szCs w:val="28"/>
-          <w:lang w:val="en-US"/>
-        </w:rPr>
-      </w:pPr>
-      <m:oMathPara>
-        <m:oMathParaPr>
-          <m:jc m:val="center"/>
-        </m:oMathParaPr>
-        <m:oMath>
-          <m:r>
-            <w:rPr>
-              <w:rFonts w:ascii="Cambria Math" w:hAnsi="Cambria Math" w:cs="Times New Roman"/>
-              <w:sz w:val="28"/>
-              <w:szCs w:val="28"/>
-              <w:lang w:val="en-US"/>
-            </w:rPr>
-            <m:t xml:space="preserve">F1= </m:t>
-          </m:r>
-          <m:r>
-            <w:rPr>
-              <w:rFonts w:ascii="Cambria Math" w:hAnsi="Cambria Math" w:cs="Times New Roman"/>
-              <w:sz w:val="28"/>
-              <w:szCs w:val="28"/>
-              <w:lang w:val="en-US"/>
-            </w:rPr>
-            <m:t xml:space="preserve">a * </m:t>
-          </m:r>
-          <m:sSup>
-            <m:sSupPr>
-              <m:ctrlPr>
-                <w:rPr>
-                  <w:rFonts w:ascii="Cambria Math" w:hAnsi="Cambria Math" w:cs="Times New Roman"/>
-                  <w:i/>
-                  <w:sz w:val="28"/>
-                  <w:szCs w:val="28"/>
-                  <w:lang w:val="en-US"/>
-                </w:rPr>
-              </m:ctrlPr>
-            </m:sSupPr>
-            <m:e>
-              <m:r>
-                <w:rPr>
-                  <w:rFonts w:ascii="Cambria Math" w:hAnsi="Cambria Math" w:cs="Times New Roman"/>
-                  <w:sz w:val="28"/>
-                  <w:szCs w:val="28"/>
-                  <w:lang w:val="en-US"/>
-                </w:rPr>
-                <m:t>t</m:t>
-              </m:r>
-            </m:e>
-            <m:sup>
-              <m:r>
-                <w:rPr>
-                  <w:rFonts w:ascii="Cambria Math" w:hAnsi="Cambria Math" w:cs="Times New Roman"/>
-                  <w:sz w:val="28"/>
-                  <w:szCs w:val="28"/>
-                  <w:lang w:val="en-US"/>
-                </w:rPr>
-                <m:t>2</m:t>
-              </m:r>
-            </m:sup>
-          </m:sSup>
-          <m:r>
-            <w:rPr>
-              <w:rFonts w:ascii="Cambria Math" w:hAnsi="Cambria Math" w:cs="Times New Roman"/>
-              <w:sz w:val="28"/>
-              <w:szCs w:val="28"/>
-              <w:lang w:val="en-US"/>
-            </w:rPr>
-            <m:t xml:space="preserve"> - b * </m:t>
-          </m:r>
-          <m:rad>
-            <m:radPr>
-              <m:degHide m:val="1"/>
-              <m:ctrlPr>
-                <w:rPr>
-                  <w:rFonts w:ascii="Cambria Math" w:hAnsi="Cambria Math" w:cs="Times New Roman"/>
-                  <w:i/>
-                  <w:sz w:val="28"/>
-                  <w:szCs w:val="28"/>
-                  <w:lang w:val="en-US"/>
-                </w:rPr>
-              </m:ctrlPr>
-            </m:radPr>
-            <m:deg/>
-            <m:e>
-              <m:r>
-                <w:rPr>
-                  <w:rFonts w:ascii="Cambria Math" w:hAnsi="Cambria Math" w:cs="Times New Roman"/>
-                  <w:sz w:val="28"/>
-                  <w:szCs w:val="28"/>
-                  <w:lang w:val="en-US"/>
-                </w:rPr>
-                <m:t>t + 1.0</m:t>
-              </m:r>
-            </m:e>
-          </m:rad>
-        </m:oMath>
-      </m:oMathPara>
-    </w:p>
-    <w:p>
-      <w:pPr>
-        <w:ind w:firstLine="567"/>
-        <w:rPr>
-          <w:rFonts w:ascii="Times New Roman" w:eastAsiaTheme="minorEastAsia" w:hAnsi="Times New Roman" w:cs="Times New Roman"/>
-          <w:sz w:val="28"/>
-          <w:szCs w:val="28"/>
-          <w:lang w:val="en-US"/>
-        </w:rPr>
-      </w:pPr>
-      <m:oMathPara>
-        <m:oMathParaPr>
-          <m:jc m:val="center"/>
-        </m:oMathParaPr>
-        <m:oMath>
-          <m:r>
-            <w:rPr>
-              <w:rFonts w:ascii="Cambria Math" w:hAnsi="Cambria Math" w:cs="Times New Roman"/>
-              <w:sz w:val="28"/>
-              <w:szCs w:val="28"/>
-              <w:lang w:val="en-US"/>
-            </w:rPr>
-            <m:t>F2=a-b</m:t>
-          </m:r>
-        </m:oMath>
-      </m:oMathPara>
-    </w:p>
-    <w:p>
-      <w:pPr>
-        <w:ind w:firstLine="567"/>
-        <w:rPr>
-          <w:rFonts w:ascii="Times New Roman" w:eastAsiaTheme="minorEastAsia" w:hAnsi="Times New Roman" w:cs="Times New Roman"/>
-          <w:sz w:val="28"/>
-          <w:szCs w:val="28"/>
-        </w:rPr>
-      </w:pPr>
-      <m:oMathPara>
-        <m:oMath>
-          <m:r>
-            <w:rPr>
-              <w:rFonts w:ascii="Cambria Math" w:hAnsi="Cambria Math" w:cs="Times New Roman"/>
-              <w:sz w:val="28"/>
-              <w:szCs w:val="28"/>
-              <w:lang w:val="en-US"/>
-            </w:rPr>
-            <m:t xml:space="preserve">F3= </m:t>
-          </m:r>
-          <m:r>
-            <w:rPr>
-              <w:rFonts w:ascii="Cambria Math" w:hAnsi="Cambria Math" w:cs="Times New Roman"/>
-              <w:sz w:val="28"/>
-              <w:szCs w:val="28"/>
-              <w:lang w:val="en-US"/>
-            </w:rPr>
-            <m:t xml:space="preserve">a * </m:t>
-          </m:r>
-          <m:sSup>
-            <m:sSupPr>
-              <m:ctrlPr>
-                <w:rPr>
-                  <w:rFonts w:ascii="Cambria Math" w:hAnsi="Cambria Math" w:cs="Times New Roman"/>
-                  <w:i/>
-                  <w:sz w:val="28"/>
-                  <w:szCs w:val="28"/>
-                  <w:lang w:val="en-US"/>
-                </w:rPr>
-              </m:ctrlPr>
-            </m:sSupPr>
-            <m:e>
-              <m:r>
-                <w:rPr>
-                  <w:rFonts w:ascii="Cambria Math" w:hAnsi="Cambria Math" w:cs="Times New Roman"/>
-                  <w:sz w:val="28"/>
-                  <w:szCs w:val="28"/>
-                  <w:lang w:val="en-US"/>
-                </w:rPr>
-                <m:t>t</m:t>
-              </m:r>
-            </m:e>
-            <m:sup>
-              <m:r>
-                <w:rPr>
-                  <w:rFonts w:ascii="Cambria Math" w:hAnsi="Cambria Math" w:cs="Times New Roman"/>
-                  <w:sz w:val="28"/>
-                  <w:szCs w:val="28"/>
-                  <w:lang w:val="en-US"/>
-                </w:rPr>
-                <m:t>2/3</m:t>
-              </m:r>
-            </m:sup>
-          </m:sSup>
-          <m:r>
-            <w:rPr>
-              <w:rFonts w:ascii="Cambria Math" w:hAnsi="Cambria Math" w:cs="Times New Roman"/>
-              <w:sz w:val="28"/>
-              <w:szCs w:val="28"/>
-              <w:lang w:val="en-US"/>
-            </w:rPr>
-            <m:t xml:space="preserve"> - </m:t>
-          </m:r>
-          <m:rad>
-            <m:radPr>
-              <m:ctrlPr>
-                <w:rPr>
-                  <w:rFonts w:ascii="Cambria Math" w:hAnsi="Cambria Math" w:cs="Times New Roman"/>
-                  <w:i/>
-                  <w:sz w:val="28"/>
-                  <w:szCs w:val="28"/>
-                  <w:lang w:val="en-US"/>
-                </w:rPr>
-              </m:ctrlPr>
-            </m:radPr>
-            <m:deg>
-              <m:r>
-                <w:rPr>
-                  <w:rFonts w:ascii="Cambria Math" w:hAnsi="Cambria Math" w:cs="Times New Roman"/>
-                  <w:sz w:val="28"/>
-                  <w:szCs w:val="28"/>
-                  <w:lang w:val="en-US"/>
-                </w:rPr>
-                <m:t>3</m:t>
-              </m:r>
-            </m:deg>
-            <m:e>
-              <m:r>
-                <w:rPr>
-                  <w:rFonts w:ascii="Cambria Math" w:hAnsi="Cambria Math" w:cs="Times New Roman"/>
-                  <w:sz w:val="28"/>
-                  <w:szCs w:val="28"/>
-                  <w:lang w:val="en-US"/>
-                </w:rPr>
-                <m:t>t+a</m:t>
-              </m:r>
-            </m:e>
-          </m:rad>
-        </m:oMath>
-      </m:oMathPara>
-    </w:p>
-    <w:tbl>
-      <w:tblPr>
-        <w:tblStyle w:val="ac"/>
-        <w:tblW w:w="10343" w:type="dxa"/>
-        <w:tblInd w:w="-924" w:type="dxa"/>
-        <w:tblLayout w:type="fixed"/>
-        <w:tblLook w:val="04A0" w:firstRow="1" w:lastRow="0" w:firstColumn="1" w:lastColumn="0" w:noHBand="0" w:noVBand="1"/>
-      </w:tblPr>
-      <w:tblGrid>
-        <w:gridCol w:w="1486"/>
-        <w:gridCol w:w="709"/>
-        <w:gridCol w:w="709"/>
-        <w:gridCol w:w="777"/>
-        <w:gridCol w:w="1276"/>
-        <w:gridCol w:w="992"/>
-        <w:gridCol w:w="2058"/>
-        <w:gridCol w:w="1202"/>
-        <w:gridCol w:w="1134"/>
-      </w:tblGrid>
-      <w:tr>
-        <w:tc>
-          <w:tcPr>
-            <w:tcW w:w="10343" w:type="dxa"/>
-            <w:gridSpan w:val="9"/>
-          </w:tcPr>
-          <w:p>
-            <w:pPr>
-              <w:jc w:val="center"/>
-              <w:rPr>
-                <w:rFonts w:ascii="Times New Roman" w:hAnsi="Times New Roman" w:cs="Times New Roman"/>
-                <w:sz w:val="28"/>
-                <w:szCs w:val="28"/>
-              </w:rPr>
-            </w:pPr>
-            <w:r>
-              <w:rPr>
-                <w:rFonts w:ascii="Times New Roman" w:hAnsi="Times New Roman" w:cs="Times New Roman"/>
-                <w:sz w:val="28"/>
-                <w:szCs w:val="28"/>
-              </w:rPr>
-              <w:t>Спецификации, исходные данные</w:t>
-            </w:r>
-          </w:p>
-        </w:tc>
-      </w:tr>
-      <w:tr>
-        <w:tc>
-          <w:tcPr>
-            <w:tcW w:w="3681" w:type="dxa"/>
-            <w:gridSpan w:val="4"/>
-          </w:tcPr>
-          <w:p>
-            <w:pPr>
-              <w:jc w:val="center"/>
-              <w:rPr>
-                <w:rFonts w:ascii="Times New Roman" w:hAnsi="Times New Roman" w:cs="Times New Roman"/>
-                <w:sz w:val="28"/>
-                <w:szCs w:val="28"/>
-              </w:rPr>
-            </w:pPr>
-            <w:r>
-              <w:rPr>
-                <w:rFonts w:ascii="Times New Roman" w:hAnsi="Times New Roman" w:cs="Times New Roman"/>
-                <w:sz w:val="28"/>
-                <w:szCs w:val="28"/>
-              </w:rPr>
-              <w:t>Функции</w:t>
-            </w:r>
-          </w:p>
-        </w:tc>
-        <w:tc>
-          <w:tcPr>
-            <w:tcW w:w="2268" w:type="dxa"/>
-            <w:gridSpan w:val="2"/>
-          </w:tcPr>
-          <w:p>
-            <w:pPr>
-              <w:jc w:val="center"/>
-              <w:rPr>
-                <w:rFonts w:ascii="Times New Roman" w:hAnsi="Times New Roman" w:cs="Times New Roman"/>
-                <w:sz w:val="28"/>
-                <w:szCs w:val="28"/>
-              </w:rPr>
-            </w:pPr>
-            <w:r>
-              <w:rPr>
-                <w:rFonts w:ascii="Times New Roman" w:hAnsi="Times New Roman" w:cs="Times New Roman"/>
-                <w:sz w:val="28"/>
-                <w:szCs w:val="28"/>
-              </w:rPr>
-              <w:t>Недопустимые</w:t>
-            </w:r>
-          </w:p>
-        </w:tc>
-        <w:tc>
-          <w:tcPr>
-            <w:tcW w:w="2058" w:type="dxa"/>
-          </w:tcPr>
-          <w:p>
-            <w:pPr>
-              <w:jc w:val="center"/>
-              <w:rPr>
-                <w:rFonts w:ascii="Times New Roman" w:hAnsi="Times New Roman" w:cs="Times New Roman"/>
-                <w:sz w:val="28"/>
-                <w:szCs w:val="28"/>
-              </w:rPr>
-            </w:pPr>
-            <w:r>
-              <w:rPr>
-                <w:rFonts w:ascii="Times New Roman" w:hAnsi="Times New Roman" w:cs="Times New Roman"/>
-                <w:sz w:val="28"/>
-                <w:szCs w:val="28"/>
-              </w:rPr>
-              <w:t>Допустимые</w:t>
-            </w:r>
-          </w:p>
-        </w:tc>
-        <w:tc>
-          <w:tcPr>
-            <w:tcW w:w="1202" w:type="dxa"/>
-            <w:vMerge w:val="restart"/>
-            <w:textDirection w:val="tbRl"/>
-          </w:tcPr>
-          <w:p>
-            <w:pPr>
-              <w:ind w:left="113" w:right="113"/>
-              <w:rPr>
-                <w:rFonts w:ascii="Times New Roman" w:hAnsi="Times New Roman" w:cs="Times New Roman"/>
-                <w:sz w:val="28"/>
-                <w:szCs w:val="28"/>
-              </w:rPr>
-            </w:pPr>
-            <w:r>
-              <w:rPr>
-                <w:rFonts w:ascii="Times New Roman" w:hAnsi="Times New Roman" w:cs="Times New Roman"/>
-                <w:sz w:val="28"/>
-                <w:szCs w:val="28"/>
-              </w:rPr>
-              <w:t>Целый</w:t>
-            </w:r>
-          </w:p>
-        </w:tc>
-        <w:tc>
-          <w:tcPr>
-            <w:tcW w:w="1134" w:type="dxa"/>
-            <w:vMerge w:val="restart"/>
-            <w:textDirection w:val="tbRl"/>
-          </w:tcPr>
-          <w:p>
-            <w:pPr>
-              <w:ind w:left="113" w:right="113"/>
-              <w:rPr>
-                <w:rFonts w:ascii="Times New Roman" w:hAnsi="Times New Roman" w:cs="Times New Roman"/>
-                <w:sz w:val="28"/>
-                <w:szCs w:val="28"/>
-              </w:rPr>
-            </w:pPr>
-            <w:r>
-              <w:rPr>
-                <w:rFonts w:ascii="Times New Roman" w:hAnsi="Times New Roman" w:cs="Times New Roman"/>
-                <w:sz w:val="28"/>
-                <w:szCs w:val="28"/>
-              </w:rPr>
-              <w:t>Вещественный</w:t>
-            </w:r>
-          </w:p>
-        </w:tc>
-      </w:tr>
-      <w:tr>
-        <w:trPr>
-          <w:trHeight w:val="1816"/>
-        </w:trPr>
-        <w:tc>
-          <w:tcPr>
-            <w:tcW w:w="1486" w:type="dxa"/>
-          </w:tcPr>
-          <w:p>
-            <w:pPr>
-              <w:jc w:val="center"/>
-              <w:rPr>
-                <w:rFonts w:ascii="Times New Roman" w:hAnsi="Times New Roman" w:cs="Times New Roman"/>
-                <w:sz w:val="28"/>
-                <w:szCs w:val="28"/>
-              </w:rPr>
-            </w:pPr>
-            <w:r>
-              <w:rPr>
-                <w:rFonts w:ascii="Times New Roman" w:hAnsi="Times New Roman" w:cs="Times New Roman"/>
-                <w:sz w:val="28"/>
-                <w:szCs w:val="28"/>
-              </w:rPr>
-              <w:t>ТН</w:t>
-            </w:r>
-          </w:p>
-        </w:tc>
-        <w:tc>
-          <w:tcPr>
-            <w:tcW w:w="709" w:type="dxa"/>
-          </w:tcPr>
-          <w:p>
-            <w:pPr>
-              <w:jc w:val="center"/>
-              <w:rPr>
-                <w:rFonts w:ascii="Times New Roman" w:hAnsi="Times New Roman" w:cs="Times New Roman"/>
-                <w:sz w:val="28"/>
-                <w:szCs w:val="28"/>
-                <w:lang w:val="en-US"/>
-              </w:rPr>
-            </w:pPr>
-            <w:r>
-              <w:rPr>
-                <w:rFonts w:ascii="Times New Roman" w:hAnsi="Times New Roman" w:cs="Times New Roman"/>
-                <w:sz w:val="28"/>
-                <w:szCs w:val="28"/>
-                <w:lang w:val="en-US"/>
-              </w:rPr>
-              <w:t>F1</w:t>
-            </w:r>
-          </w:p>
-        </w:tc>
-        <w:tc>
-          <w:tcPr>
-            <w:tcW w:w="709" w:type="dxa"/>
-          </w:tcPr>
-          <w:p>
-            <w:pPr>
-              <w:jc w:val="center"/>
-              <w:rPr>
-                <w:rFonts w:ascii="Times New Roman" w:hAnsi="Times New Roman" w:cs="Times New Roman"/>
-                <w:sz w:val="28"/>
-                <w:szCs w:val="28"/>
-                <w:lang w:val="en-US"/>
-              </w:rPr>
-            </w:pPr>
-            <w:r>
-              <w:rPr>
-                <w:rFonts w:ascii="Times New Roman" w:hAnsi="Times New Roman" w:cs="Times New Roman"/>
-                <w:sz w:val="28"/>
-                <w:szCs w:val="28"/>
-                <w:lang w:val="en-US"/>
-              </w:rPr>
-              <w:t>F2</w:t>
-            </w:r>
-          </w:p>
-        </w:tc>
-        <w:tc>
-          <w:tcPr>
-            <w:tcW w:w="777" w:type="dxa"/>
-          </w:tcPr>
-          <w:p>
-            <w:pPr>
-              <w:jc w:val="center"/>
-              <w:rPr>
-                <w:rFonts w:ascii="Times New Roman" w:hAnsi="Times New Roman" w:cs="Times New Roman"/>
-                <w:sz w:val="28"/>
-                <w:szCs w:val="28"/>
-                <w:lang w:val="en-US"/>
-              </w:rPr>
-            </w:pPr>
-            <w:r>
-              <w:rPr>
-                <w:rFonts w:ascii="Times New Roman" w:hAnsi="Times New Roman" w:cs="Times New Roman"/>
-                <w:sz w:val="28"/>
-                <w:szCs w:val="28"/>
-                <w:lang w:val="en-US"/>
-              </w:rPr>
-              <w:t>F3</w:t>
-            </w:r>
-          </w:p>
-        </w:tc>
-        <w:tc>
-          <w:tcPr>
-            <w:tcW w:w="1276" w:type="dxa"/>
-          </w:tcPr>
-          <w:p>
-            <w:pPr>
-              <w:jc w:val="center"/>
-              <w:rPr>
-                <w:rFonts w:ascii="Times New Roman" w:hAnsi="Times New Roman" w:cs="Times New Roman"/>
                 <w:sz w:val="28"/>
                 <w:szCs w:val="28"/>
                 <w:lang w:val="en-US"/>
@@ -6326,15 +5507,414 @@
                     <w:szCs w:val="28"/>
                     <w:lang w:val="en-US"/>
                   </w:rPr>
-                  <m:t>t &lt; 0.5</m:t>
+                  <m:t>num&lt;0</m:t>
                 </m:r>
               </m:oMath>
             </m:oMathPara>
           </w:p>
         </w:tc>
-        <w:tc>
-          <w:tcPr>
-            <w:tcW w:w="992" w:type="dxa"/>
+      </w:tr>
+      <w:tr>
+        <w:tc>
+          <w:tcPr>
+            <w:tcW w:w="4672" w:type="dxa"/>
+          </w:tcPr>
+          <w:p>
+            <w:pPr>
+              <w:jc w:val="both"/>
+              <w:rPr>
+                <w:rFonts w:ascii="Times New Roman" w:hAnsi="Times New Roman" w:cs="Times New Roman"/>
+                <w:sz w:val="28"/>
+                <w:szCs w:val="28"/>
+              </w:rPr>
+            </w:pPr>
+            <w:r>
+              <w:rPr>
+                <w:rFonts w:ascii="Times New Roman" w:hAnsi="Times New Roman" w:cs="Times New Roman"/>
+                <w:sz w:val="28"/>
+                <w:szCs w:val="28"/>
+                <w:lang w:val="en-US"/>
+              </w:rPr>
+              <w:t xml:space="preserve">- </w:t>
+            </w:r>
+            <w:r>
+              <w:rPr>
+                <w:rFonts w:ascii="Times New Roman" w:hAnsi="Times New Roman" w:cs="Times New Roman"/>
+                <w:sz w:val="28"/>
+                <w:szCs w:val="28"/>
+              </w:rPr>
+              <w:t>Допустимые выходные данные</w:t>
+            </w:r>
+          </w:p>
+        </w:tc>
+        <w:tc>
+          <w:tcPr>
+            <w:tcW w:w="4673" w:type="dxa"/>
+          </w:tcPr>
+          <w:p>
+            <w:pPr>
+              <w:jc w:val="center"/>
+              <w:rPr>
+                <w:rFonts w:ascii="Times New Roman" w:hAnsi="Times New Roman" w:cs="Times New Roman"/>
+                <w:iCs/>
+                <w:sz w:val="28"/>
+                <w:szCs w:val="28"/>
+              </w:rPr>
+            </w:pPr>
+            <m:oMathPara>
+              <m:oMath>
+                <m:r>
+                  <w:rPr>
+                    <w:rFonts w:ascii="Cambria Math" w:hAnsi="Cambria Math" w:cs="Times New Roman"/>
+                    <w:sz w:val="28"/>
+                    <w:szCs w:val="28"/>
+                  </w:rPr>
+                  <m:t>r</m:t>
+                </m:r>
+                <m:r>
+                  <w:rPr>
+                    <w:rFonts w:ascii="Cambria Math" w:hAnsi="Cambria Math" w:cs="Times New Roman"/>
+                    <w:sz w:val="28"/>
+                    <w:szCs w:val="28"/>
+                    <w:lang w:val="en-US"/>
+                  </w:rPr>
+                  <m:t>esult≥1</m:t>
+                </m:r>
+              </m:oMath>
+            </m:oMathPara>
+          </w:p>
+        </w:tc>
+      </w:tr>
+      <w:tr>
+        <w:tc>
+          <w:tcPr>
+            <w:tcW w:w="4672" w:type="dxa"/>
+          </w:tcPr>
+          <w:p>
+            <w:pPr>
+              <w:jc w:val="both"/>
+              <w:rPr>
+                <w:rFonts w:ascii="Times New Roman" w:hAnsi="Times New Roman" w:cs="Times New Roman"/>
+                <w:sz w:val="28"/>
+                <w:szCs w:val="28"/>
+              </w:rPr>
+            </w:pPr>
+            <w:r>
+              <w:rPr>
+                <w:rFonts w:ascii="Times New Roman" w:hAnsi="Times New Roman" w:cs="Times New Roman"/>
+                <w:sz w:val="28"/>
+                <w:szCs w:val="28"/>
+              </w:rPr>
+              <w:t>- Преобразования</w:t>
+            </w:r>
+          </w:p>
+        </w:tc>
+        <w:tc>
+          <w:tcPr>
+            <w:tcW w:w="4673" w:type="dxa"/>
+          </w:tcPr>
+          <w:p>
+            <w:pPr>
+              <w:jc w:val="center"/>
+              <w:rPr>
+                <w:rFonts w:ascii="Times New Roman" w:hAnsi="Times New Roman" w:cs="Times New Roman"/>
+                <w:sz w:val="28"/>
+                <w:szCs w:val="28"/>
+              </w:rPr>
+            </w:pPr>
+            <w:r>
+              <w:rPr>
+                <w:rFonts w:ascii="Times New Roman" w:hAnsi="Times New Roman" w:cs="Times New Roman"/>
+                <w:sz w:val="28"/>
+                <w:szCs w:val="28"/>
+              </w:rPr>
+              <w:t>Вычисление корня</w:t>
+            </w:r>
+          </w:p>
+        </w:tc>
+      </w:tr>
+    </w:tbl>
+    <w:p>
+      <w:pPr>
+        <w:jc w:val="both"/>
+        <w:rPr>
+          <w:rFonts w:ascii="Times New Roman" w:hAnsi="Times New Roman" w:cs="Times New Roman"/>
+          <w:sz w:val="28"/>
+          <w:szCs w:val="28"/>
+        </w:rPr>
+      </w:pPr>
+    </w:p>
+    <w:p>
+      <w:pPr>
+        <w:rPr>
+          <w:rFonts w:ascii="Times New Roman" w:hAnsi="Times New Roman" w:cs="Times New Roman"/>
+          <w:b/>
+          <w:bCs/>
+          <w:sz w:val="28"/>
+          <w:szCs w:val="28"/>
+        </w:rPr>
+      </w:pPr>
+      <w:r>
+        <w:rPr>
+          <w:rFonts w:ascii="Times New Roman" w:hAnsi="Times New Roman" w:cs="Times New Roman"/>
+          <w:b/>
+          <w:bCs/>
+          <w:sz w:val="28"/>
+          <w:szCs w:val="28"/>
+        </w:rPr>
+        <w:t>3) Построим таблицу покрытий вершин и ветвей графа тестовыми наборами</w:t>
+      </w:r>
+    </w:p>
+    <w:p>
+      <w:pPr>
+        <w:ind w:firstLine="567"/>
+        <w:rPr>
+          <w:rFonts w:ascii="Times New Roman" w:eastAsiaTheme="minorEastAsia" w:hAnsi="Times New Roman" w:cs="Times New Roman"/>
+          <w:sz w:val="28"/>
+          <w:szCs w:val="28"/>
+          <w:lang w:val="en-US"/>
+        </w:rPr>
+      </w:pPr>
+      <m:oMathPara>
+        <m:oMathParaPr>
+          <m:jc m:val="center"/>
+        </m:oMathParaPr>
+        <m:oMath>
+          <m:r>
+            <w:rPr>
+              <w:rFonts w:ascii="Cambria Math" w:eastAsiaTheme="minorEastAsia" w:hAnsi="Cambria Math" w:cs="Times New Roman"/>
+              <w:sz w:val="28"/>
+              <w:szCs w:val="28"/>
+              <w:lang w:val="en-US"/>
+            </w:rPr>
+            <m:t>F=</m:t>
+          </m:r>
+          <m:r>
+            <w:rPr>
+              <w:rFonts w:ascii="Cambria Math" w:eastAsiaTheme="minorEastAsia" w:hAnsi="Cambria Math" w:cs="Times New Roman"/>
+              <w:sz w:val="28"/>
+              <w:szCs w:val="28"/>
+            </w:rPr>
+            <m:t>product</m:t>
+          </m:r>
+          <m:r>
+            <w:rPr>
+              <w:rFonts w:ascii="Cambria Math" w:eastAsiaTheme="minorEastAsia" w:hAnsi="Cambria Math" w:cs="Times New Roman"/>
+              <w:sz w:val="28"/>
+              <w:szCs w:val="28"/>
+            </w:rPr>
+            <m:t xml:space="preserve"> </m:t>
+          </m:r>
+          <m:r>
+            <w:rPr>
+              <w:rFonts w:ascii="Cambria Math" w:eastAsiaTheme="minorEastAsia" w:hAnsi="Cambria Math" w:cs="Times New Roman"/>
+              <w:sz w:val="28"/>
+              <w:szCs w:val="28"/>
+              <w:lang w:val="en-US"/>
+            </w:rPr>
+            <m:t>^ (</m:t>
+          </m:r>
+          <m:r>
+            <w:rPr>
+              <w:rFonts w:ascii="Cambria Math" w:eastAsiaTheme="minorEastAsia" w:hAnsi="Cambria Math" w:cs="Times New Roman"/>
+              <w:sz w:val="28"/>
+              <w:szCs w:val="28"/>
+            </w:rPr>
+            <m:t>1.0 / count)</m:t>
+          </m:r>
+        </m:oMath>
+      </m:oMathPara>
+    </w:p>
+    <w:tbl>
+      <w:tblPr>
+        <w:tblStyle w:val="ac"/>
+        <w:tblW w:w="9351" w:type="dxa"/>
+        <w:tblLayout w:type="fixed"/>
+        <w:tblLook w:val="04A0" w:firstRow="1" w:lastRow="0" w:firstColumn="1" w:lastColumn="0" w:noHBand="0" w:noVBand="1"/>
+      </w:tblPr>
+      <w:tblGrid>
+        <w:gridCol w:w="1980"/>
+        <w:gridCol w:w="1134"/>
+        <w:gridCol w:w="2410"/>
+        <w:gridCol w:w="2409"/>
+        <w:gridCol w:w="1418"/>
+      </w:tblGrid>
+      <w:tr>
+        <w:tc>
+          <w:tcPr>
+            <w:tcW w:w="9351" w:type="dxa"/>
+            <w:gridSpan w:val="5"/>
+          </w:tcPr>
+          <w:p>
+            <w:pPr>
+              <w:jc w:val="center"/>
+              <w:rPr>
+                <w:rFonts w:ascii="Times New Roman" w:hAnsi="Times New Roman" w:cs="Times New Roman"/>
+                <w:sz w:val="28"/>
+                <w:szCs w:val="28"/>
+              </w:rPr>
+            </w:pPr>
+            <w:r>
+              <w:rPr>
+                <w:rFonts w:ascii="Times New Roman" w:hAnsi="Times New Roman" w:cs="Times New Roman"/>
+                <w:sz w:val="28"/>
+                <w:szCs w:val="28"/>
+              </w:rPr>
+              <w:t>Спецификации, исходные данные</w:t>
+            </w:r>
+          </w:p>
+        </w:tc>
+      </w:tr>
+      <w:tr>
+        <w:tc>
+          <w:tcPr>
+            <w:tcW w:w="3114" w:type="dxa"/>
+            <w:gridSpan w:val="2"/>
+          </w:tcPr>
+          <w:p>
+            <w:pPr>
+              <w:jc w:val="center"/>
+              <w:rPr>
+                <w:rFonts w:ascii="Times New Roman" w:hAnsi="Times New Roman" w:cs="Times New Roman"/>
+                <w:sz w:val="28"/>
+                <w:szCs w:val="28"/>
+                <w:lang w:val="en-US"/>
+              </w:rPr>
+            </w:pPr>
+            <w:r>
+              <w:rPr>
+                <w:rFonts w:ascii="Times New Roman" w:hAnsi="Times New Roman" w:cs="Times New Roman"/>
+                <w:sz w:val="28"/>
+                <w:szCs w:val="28"/>
+              </w:rPr>
+              <w:t>Функции</w:t>
+            </w:r>
+          </w:p>
+        </w:tc>
+        <w:tc>
+          <w:tcPr>
+            <w:tcW w:w="2410" w:type="dxa"/>
+          </w:tcPr>
+          <w:p>
+            <w:pPr>
+              <w:jc w:val="center"/>
+              <w:rPr>
+                <w:rFonts w:ascii="Times New Roman" w:hAnsi="Times New Roman" w:cs="Times New Roman"/>
+                <w:sz w:val="28"/>
+                <w:szCs w:val="28"/>
+              </w:rPr>
+            </w:pPr>
+            <w:r>
+              <w:rPr>
+                <w:rFonts w:ascii="Times New Roman" w:hAnsi="Times New Roman" w:cs="Times New Roman"/>
+                <w:sz w:val="28"/>
+                <w:szCs w:val="28"/>
+              </w:rPr>
+              <w:t>Недопустимые</w:t>
+            </w:r>
+          </w:p>
+        </w:tc>
+        <w:tc>
+          <w:tcPr>
+            <w:tcW w:w="2409" w:type="dxa"/>
+          </w:tcPr>
+          <w:p>
+            <w:pPr>
+              <w:jc w:val="center"/>
+              <w:rPr>
+                <w:rFonts w:ascii="Times New Roman" w:hAnsi="Times New Roman" w:cs="Times New Roman"/>
+                <w:sz w:val="28"/>
+                <w:szCs w:val="28"/>
+              </w:rPr>
+            </w:pPr>
+            <w:r>
+              <w:rPr>
+                <w:rFonts w:ascii="Times New Roman" w:hAnsi="Times New Roman" w:cs="Times New Roman"/>
+                <w:sz w:val="28"/>
+                <w:szCs w:val="28"/>
+              </w:rPr>
+              <w:t>Допустимые</w:t>
+            </w:r>
+          </w:p>
+        </w:tc>
+        <w:tc>
+          <w:tcPr>
+            <w:tcW w:w="1418" w:type="dxa"/>
+            <w:vMerge w:val="restart"/>
+            <w:vAlign w:val="center"/>
+          </w:tcPr>
+          <w:p>
+            <w:pPr>
+              <w:jc w:val="center"/>
+              <w:rPr>
+                <w:rFonts w:ascii="Times New Roman" w:hAnsi="Times New Roman" w:cs="Times New Roman"/>
+                <w:sz w:val="28"/>
+                <w:szCs w:val="28"/>
+              </w:rPr>
+            </w:pPr>
+            <w:r>
+              <w:rPr>
+                <w:rFonts w:ascii="Times New Roman" w:hAnsi="Times New Roman" w:cs="Times New Roman"/>
+                <w:sz w:val="28"/>
+                <w:szCs w:val="28"/>
+              </w:rPr>
+              <w:t>Целые</w:t>
+            </w:r>
+          </w:p>
+        </w:tc>
+      </w:tr>
+      <w:tr>
+        <w:tc>
+          <w:tcPr>
+            <w:tcW w:w="1980" w:type="dxa"/>
+          </w:tcPr>
+          <w:p>
+            <w:pPr>
+              <w:jc w:val="center"/>
+              <w:rPr>
+                <w:rFonts w:ascii="Times New Roman" w:hAnsi="Times New Roman" w:cs="Times New Roman"/>
+                <w:sz w:val="28"/>
+                <w:szCs w:val="28"/>
+              </w:rPr>
+            </w:pPr>
+            <w:r>
+              <w:rPr>
+                <w:rFonts w:ascii="Times New Roman" w:hAnsi="Times New Roman" w:cs="Times New Roman"/>
+                <w:sz w:val="28"/>
+                <w:szCs w:val="28"/>
+              </w:rPr>
+              <w:t>ТН</w:t>
+            </w:r>
+          </w:p>
+        </w:tc>
+        <w:tc>
+          <w:tcPr>
+            <w:tcW w:w="1134" w:type="dxa"/>
+          </w:tcPr>
+          <w:p>
+            <w:pPr>
+              <w:jc w:val="center"/>
+              <w:rPr>
+                <w:rFonts w:ascii="Times New Roman" w:hAnsi="Times New Roman" w:cs="Times New Roman"/>
+                <w:sz w:val="28"/>
+                <w:szCs w:val="28"/>
+                <w:lang w:val="en-US"/>
+              </w:rPr>
+            </w:pPr>
+            <w:r>
+              <w:rPr>
+                <w:rFonts w:ascii="Times New Roman" w:hAnsi="Times New Roman" w:cs="Times New Roman"/>
+                <w:sz w:val="28"/>
+                <w:szCs w:val="28"/>
+                <w:lang w:val="en-US"/>
+              </w:rPr>
+              <w:t>F</w:t>
+            </w:r>
+          </w:p>
+        </w:tc>
+        <w:tc>
+          <w:tcPr>
+            <w:tcW w:w="2410" w:type="dxa"/>
           </w:tcPr>
           <w:p>
             <w:pPr>
@@ -6355,7 +5935,7 @@
                     <w:szCs w:val="28"/>
                     <w:lang w:val="en-US"/>
                   </w:rPr>
-                  <m:t>t&gt;8</m:t>
+                  <m:t>num&lt;0</m:t>
                 </m:r>
               </m:oMath>
             </m:oMathPara>
@@ -6363,7 +5943,7 @@
         </w:tc>
         <w:tc>
           <w:tcPr>
-            <w:tcW w:w="2058" w:type="dxa"/>
+            <w:tcW w:w="2409" w:type="dxa"/>
           </w:tcPr>
           <w:p>
             <w:pPr>
@@ -6384,7 +5964,7 @@
                     <w:szCs w:val="28"/>
                     <w:lang w:val="en-US"/>
                   </w:rPr>
-                  <m:t>0.5≤t≤8</m:t>
+                  <m:t>num≥0</m:t>
                 </m:r>
               </m:oMath>
             </m:oMathPara>
@@ -6392,29 +5972,14 @@
         </w:tc>
         <w:tc>
           <w:tcPr>
-            <w:tcW w:w="1202" w:type="dxa"/>
+            <w:tcW w:w="1418" w:type="dxa"/>
             <w:vMerge/>
           </w:tcPr>
           <w:p>
             <w:pPr>
-              <w:rPr>
-                <w:rFonts w:ascii="Times New Roman" w:eastAsia="Aptos" w:hAnsi="Times New Roman" w:cs="Times New Roman"/>
-                <w:sz w:val="28"/>
-                <w:szCs w:val="28"/>
-                <w:lang w:val="en-US"/>
-              </w:rPr>
-            </w:pPr>
-          </w:p>
-        </w:tc>
-        <w:tc>
-          <w:tcPr>
-            <w:tcW w:w="1134" w:type="dxa"/>
-            <w:vMerge/>
-          </w:tcPr>
-          <w:p>
-            <w:pPr>
-              <w:rPr>
-                <w:rFonts w:ascii="Times New Roman" w:eastAsia="Aptos" w:hAnsi="Times New Roman" w:cs="Times New Roman"/>
+              <w:jc w:val="center"/>
+              <w:rPr>
+                <w:rFonts w:ascii="Times New Roman" w:hAnsi="Times New Roman" w:cs="Times New Roman"/>
                 <w:sz w:val="28"/>
                 <w:szCs w:val="28"/>
                 <w:lang w:val="en-US"/>
@@ -6426,22 +5991,23 @@
       <w:tr>
         <w:tc>
           <w:tcPr>
-            <w:tcW w:w="1486" w:type="dxa"/>
-          </w:tcPr>
-          <w:p>
-            <w:pPr>
-              <w:rPr>
-                <w:rFonts w:ascii="Times New Roman" w:hAnsi="Times New Roman" w:cs="Times New Roman"/>
-                <w:sz w:val="28"/>
-                <w:szCs w:val="28"/>
-                <w:lang w:val="en-US"/>
-              </w:rPr>
-            </w:pPr>
-            <w:r>
-              <w:rPr>
-                <w:rFonts w:ascii="Times New Roman" w:hAnsi="Times New Roman" w:cs="Times New Roman"/>
-                <w:sz w:val="28"/>
-                <w:szCs w:val="28"/>
+            <w:tcW w:w="1980" w:type="dxa"/>
+          </w:tcPr>
+          <w:p>
+            <w:pPr>
+              <w:rPr>
+                <w:rFonts w:ascii="Times New Roman" w:hAnsi="Times New Roman" w:cs="Times New Roman"/>
+                <w:sz w:val="28"/>
+                <w:szCs w:val="28"/>
+                <w:lang w:val="en-US"/>
+              </w:rPr>
+            </w:pPr>
+            <w:r>
+              <w:rPr>
+                <w:rFonts w:ascii="Times New Roman" w:hAnsi="Times New Roman" w:cs="Times New Roman"/>
+                <w:sz w:val="28"/>
+                <w:szCs w:val="28"/>
+                <w:lang w:val="en-US"/>
               </w:rPr>
               <w:t xml:space="preserve">1) </w:t>
             </w:r>
@@ -6453,62 +6019,62 @@
                   <w:szCs w:val="28"/>
                   <w:lang w:val="en-US"/>
                 </w:rPr>
-                <m:t>t=0</m:t>
+                <m:t>num=1</m:t>
               </m:r>
             </m:oMath>
           </w:p>
         </w:tc>
         <w:tc>
           <w:tcPr>
-            <w:tcW w:w="709" w:type="dxa"/>
-          </w:tcPr>
-          <w:p>
-            <w:pPr>
-              <w:jc w:val="center"/>
-              <w:rPr>
-                <w:rFonts w:ascii="Times New Roman" w:hAnsi="Times New Roman" w:cs="Times New Roman"/>
-                <w:sz w:val="28"/>
-                <w:szCs w:val="28"/>
-                <w:lang w:val="en-US"/>
-              </w:rPr>
-            </w:pPr>
-          </w:p>
-        </w:tc>
-        <w:tc>
-          <w:tcPr>
-            <w:tcW w:w="709" w:type="dxa"/>
-          </w:tcPr>
-          <w:p>
-            <w:pPr>
-              <w:jc w:val="center"/>
-              <w:rPr>
-                <w:rFonts w:ascii="Times New Roman" w:hAnsi="Times New Roman" w:cs="Times New Roman"/>
-                <w:sz w:val="28"/>
-                <w:szCs w:val="28"/>
-                <w:lang w:val="en-US"/>
-              </w:rPr>
-            </w:pPr>
-          </w:p>
-        </w:tc>
-        <w:tc>
-          <w:tcPr>
-            <w:tcW w:w="777" w:type="dxa"/>
-          </w:tcPr>
-          <w:p>
-            <w:pPr>
-              <w:jc w:val="center"/>
-              <w:rPr>
-                <w:rFonts w:ascii="Times New Roman" w:hAnsi="Times New Roman" w:cs="Times New Roman"/>
-                <w:sz w:val="28"/>
-                <w:szCs w:val="28"/>
-                <w:lang w:val="en-US"/>
-              </w:rPr>
-            </w:pPr>
-          </w:p>
-        </w:tc>
-        <w:tc>
-          <w:tcPr>
-            <w:tcW w:w="1276" w:type="dxa"/>
+            <w:tcW w:w="1134" w:type="dxa"/>
+          </w:tcPr>
+          <w:p>
+            <w:pPr>
+              <w:jc w:val="center"/>
+              <w:rPr>
+                <w:rFonts w:ascii="Times New Roman" w:hAnsi="Times New Roman" w:cs="Times New Roman"/>
+                <w:sz w:val="28"/>
+                <w:szCs w:val="28"/>
+                <w:lang w:val="en-US"/>
+              </w:rPr>
+            </w:pPr>
+          </w:p>
+        </w:tc>
+        <w:tc>
+          <w:tcPr>
+            <w:tcW w:w="2410" w:type="dxa"/>
+          </w:tcPr>
+          <w:p>
+            <w:pPr>
+              <w:jc w:val="center"/>
+              <w:rPr>
+                <w:rFonts w:ascii="Times New Roman" w:hAnsi="Times New Roman" w:cs="Times New Roman"/>
+                <w:sz w:val="28"/>
+                <w:szCs w:val="28"/>
+                <w:lang w:val="en-US"/>
+              </w:rPr>
+            </w:pPr>
+          </w:p>
+        </w:tc>
+        <w:tc>
+          <w:tcPr>
+            <w:tcW w:w="2409" w:type="dxa"/>
+          </w:tcPr>
+          <w:p>
+            <w:pPr>
+              <w:jc w:val="center"/>
+              <w:rPr>
+                <w:rFonts w:ascii="Times New Roman" w:hAnsi="Times New Roman" w:cs="Times New Roman"/>
+                <w:sz w:val="28"/>
+                <w:szCs w:val="28"/>
+                <w:lang w:val="en-US"/>
+              </w:rPr>
+            </w:pPr>
+          </w:p>
+        </w:tc>
+        <w:tc>
+          <w:tcPr>
+            <w:tcW w:w="1418" w:type="dxa"/>
           </w:tcPr>
           <w:p>
             <w:pPr>
@@ -6529,86 +6095,13 @@
               </w:rPr>
               <w:t>+</w:t>
             </w:r>
-          </w:p>
-        </w:tc>
-        <w:tc>
-          <w:tcPr>
-            <w:tcW w:w="992" w:type="dxa"/>
-          </w:tcPr>
-          <w:p>
-            <w:pPr>
-              <w:jc w:val="center"/>
-              <w:rPr>
-                <w:rFonts w:ascii="Times New Roman" w:hAnsi="Times New Roman" w:cs="Times New Roman"/>
-                <w:sz w:val="28"/>
-                <w:szCs w:val="28"/>
-                <w:lang w:val="en-US"/>
-              </w:rPr>
-            </w:pPr>
-          </w:p>
-        </w:tc>
-        <w:tc>
-          <w:tcPr>
-            <w:tcW w:w="2058" w:type="dxa"/>
-          </w:tcPr>
-          <w:p>
-            <w:pPr>
-              <w:jc w:val="center"/>
-              <w:rPr>
-                <w:rFonts w:ascii="Times New Roman" w:hAnsi="Times New Roman" w:cs="Times New Roman"/>
-                <w:sz w:val="28"/>
-                <w:szCs w:val="28"/>
-                <w:lang w:val="en-US"/>
-              </w:rPr>
-            </w:pPr>
-          </w:p>
-        </w:tc>
-        <w:tc>
-          <w:tcPr>
-            <w:tcW w:w="1202" w:type="dxa"/>
-          </w:tcPr>
-          <w:p>
-            <w:pPr>
-              <w:jc w:val="center"/>
-              <w:rPr>
-                <w:rFonts w:ascii="Times New Roman" w:hAnsi="Times New Roman" w:cs="Times New Roman"/>
-                <w:sz w:val="28"/>
-                <w:szCs w:val="28"/>
-                <w:lang w:val="en-US"/>
-              </w:rPr>
-            </w:pPr>
-            <w:r>
-              <w:rPr>
-                <w:rFonts w:ascii="Times New Roman" w:hAnsi="Times New Roman" w:cs="Times New Roman"/>
-                <w:sz w:val="28"/>
-                <w:szCs w:val="28"/>
-                <w:lang w:val="en-US"/>
-              </w:rPr>
-              <w:t>+</w:t>
-            </w:r>
-          </w:p>
-        </w:tc>
-        <w:tc>
-          <w:tcPr>
-            <w:tcW w:w="1134" w:type="dxa"/>
-          </w:tcPr>
-          <w:p>
-            <w:pPr>
-              <w:jc w:val="center"/>
-              <w:rPr>
-                <w:rFonts w:ascii="Times New Roman" w:hAnsi="Times New Roman" w:cs="Times New Roman"/>
-                <w:sz w:val="28"/>
-                <w:szCs w:val="28"/>
-                <w:lang w:val="en-US"/>
-              </w:rPr>
-            </w:pPr>
           </w:p>
         </w:tc>
       </w:tr>
       <w:tr>
         <w:tc>
           <w:tcPr>
-            <w:tcW w:w="1486" w:type="dxa"/>
+            <w:tcW w:w="1980" w:type="dxa"/>
           </w:tcPr>
           <w:p>
             <w:pPr>
@@ -6636,78 +6129,62 @@
                   <w:szCs w:val="28"/>
                   <w:lang w:val="en-US"/>
                 </w:rPr>
-                <m:t>t=10</m:t>
+                <m:t>num=0</m:t>
               </m:r>
             </m:oMath>
           </w:p>
         </w:tc>
         <w:tc>
           <w:tcPr>
-            <w:tcW w:w="709" w:type="dxa"/>
-          </w:tcPr>
-          <w:p>
-            <w:pPr>
-              <w:jc w:val="center"/>
-              <w:rPr>
-                <w:rFonts w:ascii="Times New Roman" w:hAnsi="Times New Roman" w:cs="Times New Roman"/>
-                <w:sz w:val="28"/>
-                <w:szCs w:val="28"/>
-                <w:lang w:val="en-US"/>
-              </w:rPr>
-            </w:pPr>
-          </w:p>
-        </w:tc>
-        <w:tc>
-          <w:tcPr>
-            <w:tcW w:w="709" w:type="dxa"/>
-          </w:tcPr>
-          <w:p>
-            <w:pPr>
-              <w:jc w:val="center"/>
-              <w:rPr>
-                <w:rFonts w:ascii="Times New Roman" w:hAnsi="Times New Roman" w:cs="Times New Roman"/>
-                <w:sz w:val="28"/>
-                <w:szCs w:val="28"/>
-                <w:lang w:val="en-US"/>
-              </w:rPr>
-            </w:pPr>
-          </w:p>
-        </w:tc>
-        <w:tc>
-          <w:tcPr>
-            <w:tcW w:w="777" w:type="dxa"/>
-          </w:tcPr>
-          <w:p>
-            <w:pPr>
-              <w:jc w:val="center"/>
-              <w:rPr>
-                <w:rFonts w:ascii="Times New Roman" w:hAnsi="Times New Roman" w:cs="Times New Roman"/>
-                <w:sz w:val="28"/>
-                <w:szCs w:val="28"/>
-                <w:lang w:val="en-US"/>
-              </w:rPr>
-            </w:pPr>
-          </w:p>
-        </w:tc>
-        <w:tc>
-          <w:tcPr>
-            <w:tcW w:w="1276" w:type="dxa"/>
-          </w:tcPr>
-          <w:p>
-            <w:pPr>
-              <w:jc w:val="center"/>
-              <w:rPr>
-                <w:rFonts w:ascii="Times New Roman" w:hAnsi="Times New Roman" w:cs="Times New Roman"/>
-                <w:sz w:val="28"/>
-                <w:szCs w:val="28"/>
-                <w:lang w:val="en-US"/>
-              </w:rPr>
-            </w:pPr>
-          </w:p>
-        </w:tc>
-        <w:tc>
-          <w:tcPr>
-            <w:tcW w:w="992" w:type="dxa"/>
+            <w:tcW w:w="1134" w:type="dxa"/>
+          </w:tcPr>
+          <w:p>
+            <w:pPr>
+              <w:jc w:val="center"/>
+              <w:rPr>
+                <w:rFonts w:ascii="Times New Roman" w:hAnsi="Times New Roman" w:cs="Times New Roman"/>
+                <w:sz w:val="28"/>
+                <w:szCs w:val="28"/>
+                <w:lang w:val="en-US"/>
+              </w:rPr>
+            </w:pPr>
+          </w:p>
+        </w:tc>
+        <w:tc>
+          <w:tcPr>
+            <w:tcW w:w="2410" w:type="dxa"/>
+          </w:tcPr>
+          <w:p>
+            <w:pPr>
+              <w:jc w:val="center"/>
+              <w:rPr>
+                <w:rFonts w:ascii="Times New Roman" w:hAnsi="Times New Roman" w:cs="Times New Roman"/>
+                <w:sz w:val="28"/>
+                <w:szCs w:val="28"/>
+                <w:lang w:val="en-US"/>
+              </w:rPr>
+            </w:pPr>
+          </w:p>
+        </w:tc>
+        <w:tc>
+          <w:tcPr>
+            <w:tcW w:w="2409" w:type="dxa"/>
+          </w:tcPr>
+          <w:p>
+            <w:pPr>
+              <w:jc w:val="center"/>
+              <w:rPr>
+                <w:rFonts w:ascii="Times New Roman" w:hAnsi="Times New Roman" w:cs="Times New Roman"/>
+                <w:sz w:val="28"/>
+                <w:szCs w:val="28"/>
+                <w:lang w:val="en-US"/>
+              </w:rPr>
+            </w:pPr>
+          </w:p>
+        </w:tc>
+        <w:tc>
+          <w:tcPr>
+            <w:tcW w:w="1418" w:type="dxa"/>
           </w:tcPr>
           <w:p>
             <w:pPr>
@@ -6728,70 +6205,13 @@
               </w:rPr>
               <w:t>+</w:t>
             </w:r>
-          </w:p>
-        </w:tc>
-        <w:tc>
-          <w:tcPr>
-            <w:tcW w:w="2058" w:type="dxa"/>
-          </w:tcPr>
-          <w:p>
-            <w:pPr>
-              <w:jc w:val="center"/>
-              <w:rPr>
-                <w:rFonts w:ascii="Times New Roman" w:hAnsi="Times New Roman" w:cs="Times New Roman"/>
-                <w:sz w:val="28"/>
-                <w:szCs w:val="28"/>
-                <w:lang w:val="en-US"/>
-              </w:rPr>
-            </w:pPr>
-          </w:p>
-        </w:tc>
-        <w:tc>
-          <w:tcPr>
-            <w:tcW w:w="1202" w:type="dxa"/>
-          </w:tcPr>
-          <w:p>
-            <w:pPr>
-              <w:jc w:val="center"/>
-              <w:rPr>
-                <w:rFonts w:ascii="Times New Roman" w:hAnsi="Times New Roman" w:cs="Times New Roman"/>
-                <w:sz w:val="28"/>
-                <w:szCs w:val="28"/>
-                <w:lang w:val="en-US"/>
-              </w:rPr>
-            </w:pPr>
-            <w:r>
-              <w:rPr>
-                <w:rFonts w:ascii="Times New Roman" w:hAnsi="Times New Roman" w:cs="Times New Roman"/>
-                <w:sz w:val="28"/>
-                <w:szCs w:val="28"/>
-                <w:lang w:val="en-US"/>
-              </w:rPr>
-              <w:t>+</w:t>
-            </w:r>
-          </w:p>
-        </w:tc>
-        <w:tc>
-          <w:tcPr>
-            <w:tcW w:w="1134" w:type="dxa"/>
-          </w:tcPr>
-          <w:p>
-            <w:pPr>
-              <w:jc w:val="center"/>
-              <w:rPr>
-                <w:rFonts w:ascii="Times New Roman" w:hAnsi="Times New Roman" w:cs="Times New Roman"/>
-                <w:sz w:val="28"/>
-                <w:szCs w:val="28"/>
-                <w:lang w:val="en-US"/>
-              </w:rPr>
-            </w:pPr>
           </w:p>
         </w:tc>
       </w:tr>
       <w:tr>
         <w:tc>
           <w:tcPr>
-            <w:tcW w:w="1486" w:type="dxa"/>
+            <w:tcW w:w="1980" w:type="dxa"/>
           </w:tcPr>
           <w:p>
             <w:pPr>
@@ -6819,152 +6239,13 @@
                   <w:szCs w:val="28"/>
                   <w:lang w:val="en-US"/>
                 </w:rPr>
-                <m:t>t=8</m:t>
+                <m:t>num=-1</m:t>
               </m:r>
             </m:oMath>
           </w:p>
         </w:tc>
         <w:tc>
           <w:tcPr>
-            <w:tcW w:w="709" w:type="dxa"/>
-          </w:tcPr>
-          <w:p>
-            <w:pPr>
-              <w:jc w:val="center"/>
-              <w:rPr>
-                <w:rFonts w:ascii="Times New Roman" w:hAnsi="Times New Roman" w:cs="Times New Roman"/>
-                <w:sz w:val="28"/>
-                <w:szCs w:val="28"/>
-                <w:lang w:val="en-US"/>
-              </w:rPr>
-            </w:pPr>
-          </w:p>
-        </w:tc>
-        <w:tc>
-          <w:tcPr>
-            <w:tcW w:w="709" w:type="dxa"/>
-          </w:tcPr>
-          <w:p>
-            <w:pPr>
-              <w:jc w:val="center"/>
-              <w:rPr>
-                <w:rFonts w:ascii="Times New Roman" w:hAnsi="Times New Roman" w:cs="Times New Roman"/>
-                <w:sz w:val="28"/>
-                <w:szCs w:val="28"/>
-                <w:lang w:val="en-US"/>
-              </w:rPr>
-            </w:pPr>
-          </w:p>
-        </w:tc>
-        <w:tc>
-          <w:tcPr>
-            <w:tcW w:w="777" w:type="dxa"/>
-          </w:tcPr>
-          <w:p>
-            <w:pPr>
-              <w:jc w:val="center"/>
-              <w:rPr>
-                <w:rFonts w:ascii="Times New Roman" w:hAnsi="Times New Roman" w:cs="Times New Roman"/>
-                <w:sz w:val="28"/>
-                <w:szCs w:val="28"/>
-                <w:lang w:val="en-US"/>
-              </w:rPr>
-            </w:pPr>
-            <w:r>
-              <w:rPr>
-                <w:rFonts w:ascii="Times New Roman" w:hAnsi="Times New Roman" w:cs="Times New Roman"/>
-                <w:sz w:val="28"/>
-                <w:szCs w:val="28"/>
-                <w:lang w:val="en-US"/>
-              </w:rPr>
-              <w:t>+</w:t>
-            </w:r>
-          </w:p>
-        </w:tc>
-        <w:tc>
-          <w:tcPr>
-            <w:tcW w:w="1276" w:type="dxa"/>
-          </w:tcPr>
-          <w:p>
-            <w:pPr>
-              <w:jc w:val="center"/>
-              <w:rPr>
-                <w:rFonts w:ascii="Times New Roman" w:hAnsi="Times New Roman" w:cs="Times New Roman"/>
-                <w:sz w:val="28"/>
-                <w:szCs w:val="28"/>
-                <w:lang w:val="en-US"/>
-              </w:rPr>
-            </w:pPr>
-          </w:p>
-        </w:tc>
-        <w:tc>
-          <w:tcPr>
-            <w:tcW w:w="992" w:type="dxa"/>
-          </w:tcPr>
-          <w:p>
-            <w:pPr>
-              <w:jc w:val="center"/>
-              <w:rPr>
-                <w:rFonts w:ascii="Times New Roman" w:hAnsi="Times New Roman" w:cs="Times New Roman"/>
-                <w:sz w:val="28"/>
-                <w:szCs w:val="28"/>
-                <w:lang w:val="en-US"/>
-              </w:rPr>
-            </w:pPr>
-          </w:p>
-        </w:tc>
-        <w:tc>
-          <w:tcPr>
-            <w:tcW w:w="2058" w:type="dxa"/>
-          </w:tcPr>
-          <w:p>
-            <w:pPr>
-              <w:jc w:val="center"/>
-              <w:rPr>
-                <w:rFonts w:ascii="Times New Roman" w:hAnsi="Times New Roman" w:cs="Times New Roman"/>
-                <w:sz w:val="28"/>
-                <w:szCs w:val="28"/>
-                <w:lang w:val="en-US"/>
-              </w:rPr>
-            </w:pPr>
-            <w:r>
-              <w:rPr>
-                <w:rFonts w:ascii="Times New Roman" w:hAnsi="Times New Roman" w:cs="Times New Roman"/>
-                <w:sz w:val="28"/>
-                <w:szCs w:val="28"/>
-                <w:lang w:val="en-US"/>
-              </w:rPr>
-              <w:t>+</w:t>
-            </w:r>
-          </w:p>
-        </w:tc>
-        <w:tc>
-          <w:tcPr>
-            <w:tcW w:w="1202" w:type="dxa"/>
-          </w:tcPr>
-          <w:p>
-            <w:pPr>
-              <w:jc w:val="center"/>
-              <w:rPr>
-                <w:rFonts w:ascii="Times New Roman" w:hAnsi="Times New Roman" w:cs="Times New Roman"/>
-                <w:sz w:val="28"/>
-                <w:szCs w:val="28"/>
-                <w:lang w:val="en-US"/>
-              </w:rPr>
-            </w:pPr>
-            <w:r>
-              <w:rPr>
-                <w:rFonts w:ascii="Times New Roman" w:hAnsi="Times New Roman" w:cs="Times New Roman"/>
-                <w:sz w:val="28"/>
-                <w:szCs w:val="28"/>
-                <w:lang w:val="en-US"/>
-              </w:rPr>
-              <w:t>+</w:t>
-            </w:r>
-          </w:p>
-        </w:tc>
-        <w:tc>
-          <w:tcPr>
             <w:tcW w:w="1134" w:type="dxa"/>
           </w:tcPr>
           <w:p>
@@ -6979,368 +6260,41 @@
             </w:pPr>
           </w:p>
         </w:tc>
-      </w:tr>
-      <w:tr>
-        <w:tc>
-          <w:tcPr>
-            <w:tcW w:w="1486" w:type="dxa"/>
-          </w:tcPr>
-          <w:p>
-            <w:pPr>
-              <w:rPr>
-                <w:rFonts w:ascii="Times New Roman" w:hAnsi="Times New Roman" w:cs="Times New Roman"/>
-                <w:sz w:val="28"/>
-                <w:szCs w:val="28"/>
-                <w:lang w:val="en-US"/>
-              </w:rPr>
-            </w:pPr>
-            <w:r>
-              <w:rPr>
-                <w:rFonts w:ascii="Times New Roman" w:hAnsi="Times New Roman" w:cs="Times New Roman"/>
-                <w:sz w:val="28"/>
-                <w:szCs w:val="28"/>
-                <w:lang w:val="en-US"/>
-              </w:rPr>
-              <w:t xml:space="preserve">4) </w:t>
-            </w:r>
-            <m:oMath>
-              <m:r>
-                <w:rPr>
-                  <w:rFonts w:ascii="Cambria Math" w:hAnsi="Cambria Math" w:cs="Times New Roman"/>
-                  <w:sz w:val="28"/>
-                  <w:szCs w:val="28"/>
-                  <w:lang w:val="en-US"/>
-                </w:rPr>
-                <m:t>t=2</m:t>
-              </m:r>
-            </m:oMath>
-          </w:p>
-        </w:tc>
-        <w:tc>
-          <w:tcPr>
-            <w:tcW w:w="709" w:type="dxa"/>
-          </w:tcPr>
-          <w:p>
-            <w:pPr>
-              <w:jc w:val="center"/>
-              <w:rPr>
-                <w:rFonts w:ascii="Times New Roman" w:hAnsi="Times New Roman" w:cs="Times New Roman"/>
-                <w:sz w:val="28"/>
-                <w:szCs w:val="28"/>
-                <w:lang w:val="en-US"/>
-              </w:rPr>
-            </w:pPr>
-          </w:p>
-        </w:tc>
-        <w:tc>
-          <w:tcPr>
-            <w:tcW w:w="709" w:type="dxa"/>
-          </w:tcPr>
-          <w:p>
-            <w:pPr>
-              <w:jc w:val="center"/>
-              <w:rPr>
-                <w:rFonts w:ascii="Times New Roman" w:hAnsi="Times New Roman" w:cs="Times New Roman"/>
-                <w:sz w:val="28"/>
-                <w:szCs w:val="28"/>
-                <w:lang w:val="en-US"/>
-              </w:rPr>
-            </w:pPr>
-            <w:r>
-              <w:rPr>
-                <w:rFonts w:ascii="Times New Roman" w:hAnsi="Times New Roman" w:cs="Times New Roman"/>
-                <w:sz w:val="28"/>
-                <w:szCs w:val="28"/>
-                <w:lang w:val="en-US"/>
-              </w:rPr>
-              <w:t>+</w:t>
-            </w:r>
-          </w:p>
-        </w:tc>
-        <w:tc>
-          <w:tcPr>
-            <w:tcW w:w="777" w:type="dxa"/>
-          </w:tcPr>
-          <w:p>
-            <w:pPr>
-              <w:jc w:val="center"/>
-              <w:rPr>
-                <w:rFonts w:ascii="Times New Roman" w:hAnsi="Times New Roman" w:cs="Times New Roman"/>
-                <w:sz w:val="28"/>
-                <w:szCs w:val="28"/>
-                <w:lang w:val="en-US"/>
-              </w:rPr>
-            </w:pPr>
-          </w:p>
-        </w:tc>
-        <w:tc>
-          <w:tcPr>
-            <w:tcW w:w="1276" w:type="dxa"/>
-          </w:tcPr>
-          <w:p>
-            <w:pPr>
-              <w:jc w:val="center"/>
-              <w:rPr>
-                <w:rFonts w:ascii="Times New Roman" w:hAnsi="Times New Roman" w:cs="Times New Roman"/>
-                <w:sz w:val="28"/>
-                <w:szCs w:val="28"/>
-                <w:lang w:val="en-US"/>
-              </w:rPr>
-            </w:pPr>
-          </w:p>
-        </w:tc>
-        <w:tc>
-          <w:tcPr>
-            <w:tcW w:w="992" w:type="dxa"/>
-          </w:tcPr>
-          <w:p>
-            <w:pPr>
-              <w:jc w:val="center"/>
-              <w:rPr>
-                <w:rFonts w:ascii="Times New Roman" w:hAnsi="Times New Roman" w:cs="Times New Roman"/>
-                <w:sz w:val="28"/>
-                <w:szCs w:val="28"/>
-                <w:lang w:val="en-US"/>
-              </w:rPr>
-            </w:pPr>
-          </w:p>
-        </w:tc>
-        <w:tc>
-          <w:tcPr>
-            <w:tcW w:w="2058" w:type="dxa"/>
-          </w:tcPr>
-          <w:p>
-            <w:pPr>
-              <w:jc w:val="center"/>
-              <w:rPr>
-                <w:rFonts w:ascii="Times New Roman" w:hAnsi="Times New Roman" w:cs="Times New Roman"/>
-                <w:sz w:val="28"/>
-                <w:szCs w:val="28"/>
-                <w:lang w:val="en-US"/>
-              </w:rPr>
-            </w:pPr>
-            <w:r>
-              <w:rPr>
-                <w:rFonts w:ascii="Times New Roman" w:hAnsi="Times New Roman" w:cs="Times New Roman"/>
-                <w:sz w:val="28"/>
-                <w:szCs w:val="28"/>
-                <w:lang w:val="en-US"/>
-              </w:rPr>
-              <w:t>+</w:t>
-            </w:r>
-          </w:p>
-        </w:tc>
-        <w:tc>
-          <w:tcPr>
-            <w:tcW w:w="1202" w:type="dxa"/>
-          </w:tcPr>
-          <w:p>
-            <w:pPr>
-              <w:jc w:val="center"/>
-              <w:rPr>
-                <w:rFonts w:ascii="Times New Roman" w:hAnsi="Times New Roman" w:cs="Times New Roman"/>
-                <w:sz w:val="28"/>
-                <w:szCs w:val="28"/>
-                <w:lang w:val="en-US"/>
-              </w:rPr>
-            </w:pPr>
-            <w:r>
-              <w:rPr>
-                <w:rFonts w:ascii="Times New Roman" w:hAnsi="Times New Roman" w:cs="Times New Roman"/>
-                <w:sz w:val="28"/>
-                <w:szCs w:val="28"/>
-                <w:lang w:val="en-US"/>
-              </w:rPr>
-              <w:t>+</w:t>
-            </w:r>
-          </w:p>
-        </w:tc>
-        <w:tc>
-          <w:tcPr>
-            <w:tcW w:w="1134" w:type="dxa"/>
-          </w:tcPr>
-          <w:p>
-            <w:pPr>
-              <w:jc w:val="center"/>
-              <w:rPr>
-                <w:rFonts w:ascii="Times New Roman" w:hAnsi="Times New Roman" w:cs="Times New Roman"/>
-                <w:sz w:val="28"/>
-                <w:szCs w:val="28"/>
-                <w:lang w:val="en-US"/>
-              </w:rPr>
-            </w:pPr>
-          </w:p>
-        </w:tc>
-      </w:tr>
-      <w:tr>
-        <w:tc>
-          <w:tcPr>
-            <w:tcW w:w="1486" w:type="dxa"/>
-          </w:tcPr>
-          <w:p>
-            <w:pPr>
-              <w:rPr>
-                <w:rFonts w:ascii="Times New Roman" w:hAnsi="Times New Roman" w:cs="Times New Roman"/>
-                <w:sz w:val="28"/>
-                <w:szCs w:val="28"/>
-                <w:lang w:val="en-US"/>
-              </w:rPr>
-            </w:pPr>
-            <w:r>
-              <w:rPr>
-                <w:rFonts w:ascii="Times New Roman" w:hAnsi="Times New Roman" w:cs="Times New Roman"/>
-                <w:sz w:val="28"/>
-                <w:szCs w:val="28"/>
-                <w:lang w:val="en-US"/>
-              </w:rPr>
-              <w:t xml:space="preserve">5) </w:t>
-            </w:r>
-            <m:oMath>
-              <m:r>
-                <w:rPr>
-                  <w:rFonts w:ascii="Cambria Math" w:hAnsi="Cambria Math" w:cs="Times New Roman"/>
-                  <w:sz w:val="28"/>
-                  <w:szCs w:val="28"/>
-                  <w:lang w:val="en-US"/>
-                </w:rPr>
-                <m:t>t=0.5</m:t>
-              </m:r>
-            </m:oMath>
-          </w:p>
-        </w:tc>
-        <w:tc>
-          <w:tcPr>
-            <w:tcW w:w="709" w:type="dxa"/>
-          </w:tcPr>
-          <w:p>
-            <w:pPr>
-              <w:jc w:val="center"/>
-              <w:rPr>
-                <w:rFonts w:ascii="Times New Roman" w:hAnsi="Times New Roman" w:cs="Times New Roman"/>
-                <w:sz w:val="28"/>
-                <w:szCs w:val="28"/>
-                <w:lang w:val="en-US"/>
-              </w:rPr>
-            </w:pPr>
-            <w:r>
-              <w:rPr>
-                <w:rFonts w:ascii="Times New Roman" w:hAnsi="Times New Roman" w:cs="Times New Roman"/>
-                <w:sz w:val="28"/>
-                <w:szCs w:val="28"/>
-                <w:lang w:val="en-US"/>
-              </w:rPr>
-              <w:t>+</w:t>
-            </w:r>
-          </w:p>
-        </w:tc>
-        <w:tc>
-          <w:tcPr>
-            <w:tcW w:w="709" w:type="dxa"/>
-          </w:tcPr>
-          <w:p>
-            <w:pPr>
-              <w:jc w:val="center"/>
-              <w:rPr>
-                <w:rFonts w:ascii="Times New Roman" w:hAnsi="Times New Roman" w:cs="Times New Roman"/>
-                <w:sz w:val="28"/>
-                <w:szCs w:val="28"/>
-                <w:lang w:val="en-US"/>
-              </w:rPr>
-            </w:pPr>
-          </w:p>
-        </w:tc>
-        <w:tc>
-          <w:tcPr>
-            <w:tcW w:w="777" w:type="dxa"/>
-          </w:tcPr>
-          <w:p>
-            <w:pPr>
-              <w:jc w:val="center"/>
-              <w:rPr>
-                <w:rFonts w:ascii="Times New Roman" w:hAnsi="Times New Roman" w:cs="Times New Roman"/>
-                <w:sz w:val="28"/>
-                <w:szCs w:val="28"/>
-                <w:lang w:val="en-US"/>
-              </w:rPr>
-            </w:pPr>
-          </w:p>
-        </w:tc>
-        <w:tc>
-          <w:tcPr>
-            <w:tcW w:w="1276" w:type="dxa"/>
-          </w:tcPr>
-          <w:p>
-            <w:pPr>
-              <w:jc w:val="center"/>
-              <w:rPr>
-                <w:rFonts w:ascii="Times New Roman" w:hAnsi="Times New Roman" w:cs="Times New Roman"/>
-                <w:sz w:val="28"/>
-                <w:szCs w:val="28"/>
-                <w:lang w:val="en-US"/>
-              </w:rPr>
-            </w:pPr>
-          </w:p>
-        </w:tc>
-        <w:tc>
-          <w:tcPr>
-            <w:tcW w:w="992" w:type="dxa"/>
-          </w:tcPr>
-          <w:p>
-            <w:pPr>
-              <w:jc w:val="center"/>
-              <w:rPr>
-                <w:rFonts w:ascii="Times New Roman" w:hAnsi="Times New Roman" w:cs="Times New Roman"/>
-                <w:sz w:val="28"/>
-                <w:szCs w:val="28"/>
-                <w:lang w:val="en-US"/>
-              </w:rPr>
-            </w:pPr>
-          </w:p>
-        </w:tc>
-        <w:tc>
-          <w:tcPr>
-            <w:tcW w:w="2058" w:type="dxa"/>
-          </w:tcPr>
-          <w:p>
-            <w:pPr>
-              <w:jc w:val="center"/>
-              <w:rPr>
-                <w:rFonts w:ascii="Times New Roman" w:hAnsi="Times New Roman" w:cs="Times New Roman"/>
-                <w:sz w:val="28"/>
-                <w:szCs w:val="28"/>
-                <w:lang w:val="en-US"/>
-              </w:rPr>
-            </w:pPr>
-            <w:r>
-              <w:rPr>
-                <w:rFonts w:ascii="Times New Roman" w:hAnsi="Times New Roman" w:cs="Times New Roman"/>
-                <w:sz w:val="28"/>
-                <w:szCs w:val="28"/>
-                <w:lang w:val="en-US"/>
-              </w:rPr>
-              <w:t>+</w:t>
-            </w:r>
-          </w:p>
-        </w:tc>
-        <w:tc>
-          <w:tcPr>
-            <w:tcW w:w="1202" w:type="dxa"/>
-          </w:tcPr>
-          <w:p>
-            <w:pPr>
-              <w:jc w:val="center"/>
-              <w:rPr>
-                <w:rFonts w:ascii="Times New Roman" w:hAnsi="Times New Roman" w:cs="Times New Roman"/>
-                <w:sz w:val="28"/>
-                <w:szCs w:val="28"/>
-                <w:lang w:val="en-US"/>
-              </w:rPr>
-            </w:pPr>
-          </w:p>
-        </w:tc>
-        <w:tc>
-          <w:tcPr>
-            <w:tcW w:w="1134" w:type="dxa"/>
+        <w:tc>
+          <w:tcPr>
+            <w:tcW w:w="2410" w:type="dxa"/>
+          </w:tcPr>
+          <w:p>
+            <w:pPr>
+              <w:jc w:val="center"/>
+              <w:rPr>
+                <w:rFonts w:ascii="Times New Roman" w:hAnsi="Times New Roman" w:cs="Times New Roman"/>
+                <w:sz w:val="28"/>
+                <w:szCs w:val="28"/>
+                <w:lang w:val="en-US"/>
+              </w:rPr>
+            </w:pPr>
+          </w:p>
+        </w:tc>
+        <w:tc>
+          <w:tcPr>
+            <w:tcW w:w="2409" w:type="dxa"/>
+          </w:tcPr>
+          <w:p>
+            <w:pPr>
+              <w:jc w:val="center"/>
+              <w:rPr>
+                <w:rFonts w:ascii="Times New Roman" w:hAnsi="Times New Roman" w:cs="Times New Roman"/>
+                <w:sz w:val="28"/>
+                <w:szCs w:val="28"/>
+                <w:lang w:val="en-US"/>
+              </w:rPr>
+            </w:pPr>
+          </w:p>
+        </w:tc>
+        <w:tc>
+          <w:tcPr>
+            <w:tcW w:w="1418" w:type="dxa"/>
           </w:tcPr>
           <w:p>
             <w:pPr>
@@ -7371,1611 +6325,7 @@
           <w:rFonts w:ascii="Times New Roman" w:hAnsi="Times New Roman" w:cs="Times New Roman"/>
           <w:sz w:val="28"/>
           <w:szCs w:val="28"/>
-        </w:rPr>
-      </w:pPr>
-    </w:p>
-    <w:tbl>
-      <w:tblPr>
-        <w:tblStyle w:val="ac"/>
-        <w:tblW w:w="10256" w:type="dxa"/>
-        <w:tblInd w:w="-883" w:type="dxa"/>
-        <w:tblLook w:val="04A0" w:firstRow="1" w:lastRow="0" w:firstColumn="1" w:lastColumn="0" w:noHBand="0" w:noVBand="1"/>
-      </w:tblPr>
-      <w:tblGrid>
-        <w:gridCol w:w="795"/>
-        <w:gridCol w:w="796"/>
-        <w:gridCol w:w="808"/>
-        <w:gridCol w:w="836"/>
-        <w:gridCol w:w="797"/>
-        <w:gridCol w:w="797"/>
-        <w:gridCol w:w="797"/>
-        <w:gridCol w:w="797"/>
-        <w:gridCol w:w="797"/>
-        <w:gridCol w:w="768"/>
-        <w:gridCol w:w="768"/>
-        <w:gridCol w:w="768"/>
-        <w:gridCol w:w="732"/>
-      </w:tblGrid>
-      <w:tr>
-        <w:tc>
-          <w:tcPr>
-            <w:tcW w:w="10256" w:type="dxa"/>
-            <w:gridSpan w:val="13"/>
-          </w:tcPr>
-          <w:p>
-            <w:pPr>
-              <w:jc w:val="center"/>
-              <w:rPr>
-                <w:rFonts w:ascii="Times New Roman" w:hAnsi="Times New Roman" w:cs="Times New Roman"/>
-                <w:sz w:val="28"/>
-                <w:szCs w:val="28"/>
-              </w:rPr>
-            </w:pPr>
-            <w:r>
-              <w:rPr>
-                <w:rFonts w:ascii="Times New Roman" w:hAnsi="Times New Roman" w:cs="Times New Roman"/>
-                <w:sz w:val="28"/>
-                <w:szCs w:val="28"/>
-              </w:rPr>
-              <w:t>Вершины и ветви</w:t>
-            </w:r>
-          </w:p>
-        </w:tc>
-      </w:tr>
-      <w:tr>
-        <w:tc>
-          <w:tcPr>
-            <w:tcW w:w="795" w:type="dxa"/>
-          </w:tcPr>
-          <w:p>
-            <w:pPr>
-              <w:jc w:val="center"/>
-              <w:rPr>
-                <w:rFonts w:ascii="Times New Roman" w:hAnsi="Times New Roman" w:cs="Times New Roman"/>
-                <w:sz w:val="28"/>
-                <w:szCs w:val="28"/>
-              </w:rPr>
-            </w:pPr>
-            <w:r>
-              <w:rPr>
-                <w:rFonts w:ascii="Times New Roman" w:hAnsi="Times New Roman" w:cs="Times New Roman"/>
-                <w:sz w:val="28"/>
-                <w:szCs w:val="28"/>
-              </w:rPr>
-              <w:t>1-2</w:t>
-            </w:r>
-          </w:p>
-        </w:tc>
-        <w:tc>
-          <w:tcPr>
-            <w:tcW w:w="796" w:type="dxa"/>
-          </w:tcPr>
-          <w:p>
-            <w:pPr>
-              <w:jc w:val="center"/>
-              <w:rPr>
-                <w:rFonts w:ascii="Times New Roman" w:hAnsi="Times New Roman" w:cs="Times New Roman"/>
-                <w:sz w:val="28"/>
-                <w:szCs w:val="28"/>
-              </w:rPr>
-            </w:pPr>
-            <w:r>
-              <w:rPr>
-                <w:rFonts w:ascii="Times New Roman" w:hAnsi="Times New Roman" w:cs="Times New Roman"/>
-                <w:sz w:val="28"/>
-                <w:szCs w:val="28"/>
-              </w:rPr>
-              <w:t>2-3</w:t>
-            </w:r>
-          </w:p>
-        </w:tc>
-        <w:tc>
-          <w:tcPr>
-            <w:tcW w:w="808" w:type="dxa"/>
-          </w:tcPr>
-          <w:p>
-            <w:pPr>
-              <w:jc w:val="center"/>
-              <w:rPr>
-                <w:rFonts w:ascii="Times New Roman" w:hAnsi="Times New Roman" w:cs="Times New Roman"/>
-                <w:sz w:val="28"/>
-                <w:szCs w:val="28"/>
-              </w:rPr>
-            </w:pPr>
-            <w:r>
-              <w:rPr>
-                <w:rFonts w:ascii="Times New Roman" w:hAnsi="Times New Roman" w:cs="Times New Roman"/>
-                <w:sz w:val="28"/>
-                <w:szCs w:val="28"/>
-              </w:rPr>
-              <w:t>3-10</w:t>
-            </w:r>
-          </w:p>
-        </w:tc>
-        <w:tc>
-          <w:tcPr>
-            <w:tcW w:w="836" w:type="dxa"/>
-          </w:tcPr>
-          <w:p>
-            <w:pPr>
-              <w:jc w:val="center"/>
-              <w:rPr>
-                <w:rFonts w:ascii="Times New Roman" w:hAnsi="Times New Roman" w:cs="Times New Roman"/>
-                <w:sz w:val="28"/>
-                <w:szCs w:val="28"/>
-              </w:rPr>
-            </w:pPr>
-            <w:r>
-              <w:rPr>
-                <w:rFonts w:ascii="Times New Roman" w:hAnsi="Times New Roman" w:cs="Times New Roman"/>
-                <w:sz w:val="28"/>
-                <w:szCs w:val="28"/>
-              </w:rPr>
-              <w:t>10-К</w:t>
-            </w:r>
-          </w:p>
-        </w:tc>
-        <w:tc>
-          <w:tcPr>
-            <w:tcW w:w="797" w:type="dxa"/>
-          </w:tcPr>
-          <w:p>
-            <w:pPr>
-              <w:jc w:val="center"/>
-              <w:rPr>
-                <w:rFonts w:ascii="Times New Roman" w:hAnsi="Times New Roman" w:cs="Times New Roman"/>
-                <w:sz w:val="28"/>
-                <w:szCs w:val="28"/>
-              </w:rPr>
-            </w:pPr>
-            <w:r>
-              <w:rPr>
-                <w:rFonts w:ascii="Times New Roman" w:hAnsi="Times New Roman" w:cs="Times New Roman"/>
-                <w:sz w:val="28"/>
-                <w:szCs w:val="28"/>
-              </w:rPr>
-              <w:t>3-4</w:t>
-            </w:r>
-          </w:p>
-        </w:tc>
-        <w:tc>
-          <w:tcPr>
-            <w:tcW w:w="797" w:type="dxa"/>
-          </w:tcPr>
-          <w:p>
-            <w:pPr>
-              <w:jc w:val="center"/>
-              <w:rPr>
-                <w:rFonts w:ascii="Times New Roman" w:hAnsi="Times New Roman" w:cs="Times New Roman"/>
-                <w:sz w:val="28"/>
-                <w:szCs w:val="28"/>
-              </w:rPr>
-            </w:pPr>
-            <w:r>
-              <w:rPr>
-                <w:rFonts w:ascii="Times New Roman" w:hAnsi="Times New Roman" w:cs="Times New Roman"/>
-                <w:sz w:val="28"/>
-                <w:szCs w:val="28"/>
-              </w:rPr>
-              <w:t>4-5</w:t>
-            </w:r>
-          </w:p>
-        </w:tc>
-        <w:tc>
-          <w:tcPr>
-            <w:tcW w:w="797" w:type="dxa"/>
-          </w:tcPr>
-          <w:p>
-            <w:pPr>
-              <w:jc w:val="center"/>
-              <w:rPr>
-                <w:rFonts w:ascii="Times New Roman" w:hAnsi="Times New Roman" w:cs="Times New Roman"/>
-                <w:sz w:val="28"/>
-                <w:szCs w:val="28"/>
-              </w:rPr>
-            </w:pPr>
-            <w:r>
-              <w:rPr>
-                <w:rFonts w:ascii="Times New Roman" w:hAnsi="Times New Roman" w:cs="Times New Roman"/>
-                <w:sz w:val="28"/>
-                <w:szCs w:val="28"/>
-              </w:rPr>
-              <w:t>4-7</w:t>
-            </w:r>
-          </w:p>
-        </w:tc>
-        <w:tc>
-          <w:tcPr>
-            <w:tcW w:w="797" w:type="dxa"/>
-          </w:tcPr>
-          <w:p>
-            <w:pPr>
-              <w:jc w:val="center"/>
-              <w:rPr>
-                <w:rFonts w:ascii="Times New Roman" w:hAnsi="Times New Roman" w:cs="Times New Roman"/>
-                <w:sz w:val="28"/>
-                <w:szCs w:val="28"/>
-              </w:rPr>
-            </w:pPr>
-            <w:r>
-              <w:rPr>
-                <w:rFonts w:ascii="Times New Roman" w:hAnsi="Times New Roman" w:cs="Times New Roman"/>
-                <w:sz w:val="28"/>
-                <w:szCs w:val="28"/>
-              </w:rPr>
-              <w:t>7-8</w:t>
-            </w:r>
-          </w:p>
-        </w:tc>
-        <w:tc>
-          <w:tcPr>
-            <w:tcW w:w="797" w:type="dxa"/>
-          </w:tcPr>
-          <w:p>
-            <w:pPr>
-              <w:jc w:val="center"/>
-              <w:rPr>
-                <w:rFonts w:ascii="Times New Roman" w:hAnsi="Times New Roman" w:cs="Times New Roman"/>
-                <w:sz w:val="28"/>
-                <w:szCs w:val="28"/>
-              </w:rPr>
-            </w:pPr>
-            <w:r>
-              <w:rPr>
-                <w:rFonts w:ascii="Times New Roman" w:hAnsi="Times New Roman" w:cs="Times New Roman"/>
-                <w:sz w:val="28"/>
-                <w:szCs w:val="28"/>
-              </w:rPr>
-              <w:t>7-9</w:t>
-            </w:r>
-          </w:p>
-        </w:tc>
-        <w:tc>
-          <w:tcPr>
-            <w:tcW w:w="768" w:type="dxa"/>
-          </w:tcPr>
-          <w:p>
-            <w:pPr>
-              <w:jc w:val="center"/>
-              <w:rPr>
-                <w:rFonts w:ascii="Times New Roman" w:hAnsi="Times New Roman" w:cs="Times New Roman"/>
-                <w:sz w:val="28"/>
-                <w:szCs w:val="28"/>
-              </w:rPr>
-            </w:pPr>
-            <w:r>
-              <w:rPr>
-                <w:rFonts w:ascii="Times New Roman" w:hAnsi="Times New Roman" w:cs="Times New Roman"/>
-                <w:sz w:val="28"/>
-                <w:szCs w:val="28"/>
-              </w:rPr>
-              <w:t>5-6</w:t>
-            </w:r>
-          </w:p>
-        </w:tc>
-        <w:tc>
-          <w:tcPr>
-            <w:tcW w:w="768" w:type="dxa"/>
-          </w:tcPr>
-          <w:p>
-            <w:pPr>
-              <w:jc w:val="center"/>
-              <w:rPr>
-                <w:rFonts w:ascii="Times New Roman" w:hAnsi="Times New Roman" w:cs="Times New Roman"/>
-                <w:sz w:val="28"/>
-                <w:szCs w:val="28"/>
-              </w:rPr>
-            </w:pPr>
-            <w:r>
-              <w:rPr>
-                <w:rFonts w:ascii="Times New Roman" w:hAnsi="Times New Roman" w:cs="Times New Roman"/>
-                <w:sz w:val="28"/>
-                <w:szCs w:val="28"/>
-              </w:rPr>
-              <w:t>8-6</w:t>
-            </w:r>
-          </w:p>
-        </w:tc>
-        <w:tc>
-          <w:tcPr>
-            <w:tcW w:w="768" w:type="dxa"/>
-          </w:tcPr>
-          <w:p>
-            <w:pPr>
-              <w:jc w:val="center"/>
-              <w:rPr>
-                <w:rFonts w:ascii="Times New Roman" w:hAnsi="Times New Roman" w:cs="Times New Roman"/>
-                <w:sz w:val="28"/>
-                <w:szCs w:val="28"/>
-              </w:rPr>
-            </w:pPr>
-            <w:r>
-              <w:rPr>
-                <w:rFonts w:ascii="Times New Roman" w:hAnsi="Times New Roman" w:cs="Times New Roman"/>
-                <w:sz w:val="28"/>
-                <w:szCs w:val="28"/>
-              </w:rPr>
-              <w:t>9-6</w:t>
-            </w:r>
-          </w:p>
-        </w:tc>
-        <w:tc>
-          <w:tcPr>
-            <w:tcW w:w="732" w:type="dxa"/>
-          </w:tcPr>
-          <w:p>
-            <w:pPr>
-              <w:jc w:val="center"/>
-              <w:rPr>
-                <w:rFonts w:ascii="Times New Roman" w:hAnsi="Times New Roman" w:cs="Times New Roman"/>
-                <w:sz w:val="28"/>
-                <w:szCs w:val="28"/>
-              </w:rPr>
-            </w:pPr>
-            <w:r>
-              <w:rPr>
-                <w:rFonts w:ascii="Times New Roman" w:hAnsi="Times New Roman" w:cs="Times New Roman"/>
-                <w:sz w:val="28"/>
-                <w:szCs w:val="28"/>
-              </w:rPr>
-              <w:t>6-К</w:t>
-            </w:r>
-          </w:p>
-        </w:tc>
-      </w:tr>
-      <w:tr>
-        <w:tc>
-          <w:tcPr>
-            <w:tcW w:w="795" w:type="dxa"/>
-          </w:tcPr>
-          <w:p>
-            <w:pPr>
-              <w:jc w:val="center"/>
-              <w:rPr>
-                <w:rFonts w:ascii="Times New Roman" w:hAnsi="Times New Roman" w:cs="Times New Roman"/>
-                <w:sz w:val="28"/>
-                <w:szCs w:val="28"/>
-              </w:rPr>
-            </w:pPr>
-            <w:r>
-              <w:rPr>
-                <w:rFonts w:ascii="Times New Roman" w:hAnsi="Times New Roman" w:cs="Times New Roman"/>
-                <w:sz w:val="28"/>
-                <w:szCs w:val="28"/>
-              </w:rPr>
-              <w:lastRenderedPageBreak/>
-              <w:t>+</w:t>
-            </w:r>
-          </w:p>
-        </w:tc>
-        <w:tc>
-          <w:tcPr>
-            <w:tcW w:w="796" w:type="dxa"/>
-          </w:tcPr>
-          <w:p>
-            <w:pPr>
-              <w:jc w:val="center"/>
-              <w:rPr>
-                <w:rFonts w:ascii="Times New Roman" w:hAnsi="Times New Roman" w:cs="Times New Roman"/>
-                <w:sz w:val="28"/>
-                <w:szCs w:val="28"/>
-              </w:rPr>
-            </w:pPr>
-            <w:r>
-              <w:rPr>
-                <w:rFonts w:ascii="Times New Roman" w:hAnsi="Times New Roman" w:cs="Times New Roman"/>
-                <w:sz w:val="28"/>
-                <w:szCs w:val="28"/>
-              </w:rPr>
-              <w:t>+</w:t>
-            </w:r>
-          </w:p>
-        </w:tc>
-        <w:tc>
-          <w:tcPr>
-            <w:tcW w:w="808" w:type="dxa"/>
-          </w:tcPr>
-          <w:p>
-            <w:pPr>
-              <w:jc w:val="center"/>
-              <w:rPr>
-                <w:rFonts w:ascii="Times New Roman" w:hAnsi="Times New Roman" w:cs="Times New Roman"/>
-                <w:sz w:val="28"/>
-                <w:szCs w:val="28"/>
-              </w:rPr>
-            </w:pPr>
-            <w:r>
-              <w:rPr>
-                <w:rFonts w:ascii="Times New Roman" w:hAnsi="Times New Roman" w:cs="Times New Roman"/>
-                <w:sz w:val="28"/>
-                <w:szCs w:val="28"/>
-              </w:rPr>
-              <w:t>+</w:t>
-            </w:r>
-          </w:p>
-        </w:tc>
-        <w:tc>
-          <w:tcPr>
-            <w:tcW w:w="836" w:type="dxa"/>
-          </w:tcPr>
-          <w:p>
-            <w:pPr>
-              <w:jc w:val="center"/>
-              <w:rPr>
-                <w:rFonts w:ascii="Times New Roman" w:hAnsi="Times New Roman" w:cs="Times New Roman"/>
-                <w:sz w:val="28"/>
-                <w:szCs w:val="28"/>
-              </w:rPr>
-            </w:pPr>
-            <w:r>
-              <w:rPr>
-                <w:rFonts w:ascii="Times New Roman" w:hAnsi="Times New Roman" w:cs="Times New Roman"/>
-                <w:sz w:val="28"/>
-                <w:szCs w:val="28"/>
-              </w:rPr>
-              <w:t>+</w:t>
-            </w:r>
-          </w:p>
-        </w:tc>
-        <w:tc>
-          <w:tcPr>
-            <w:tcW w:w="797" w:type="dxa"/>
-          </w:tcPr>
-          <w:p>
-            <w:pPr>
-              <w:jc w:val="center"/>
-              <w:rPr>
-                <w:rFonts w:ascii="Times New Roman" w:hAnsi="Times New Roman" w:cs="Times New Roman"/>
-                <w:sz w:val="28"/>
-                <w:szCs w:val="28"/>
-                <w:lang w:val="en-US"/>
-              </w:rPr>
-            </w:pPr>
-          </w:p>
-        </w:tc>
-        <w:tc>
-          <w:tcPr>
-            <w:tcW w:w="797" w:type="dxa"/>
-          </w:tcPr>
-          <w:p>
-            <w:pPr>
-              <w:jc w:val="center"/>
-              <w:rPr>
-                <w:rFonts w:ascii="Times New Roman" w:hAnsi="Times New Roman" w:cs="Times New Roman"/>
-                <w:sz w:val="28"/>
-                <w:szCs w:val="28"/>
-                <w:lang w:val="en-US"/>
-              </w:rPr>
-            </w:pPr>
-          </w:p>
-        </w:tc>
-        <w:tc>
-          <w:tcPr>
-            <w:tcW w:w="797" w:type="dxa"/>
-          </w:tcPr>
-          <w:p>
-            <w:pPr>
-              <w:jc w:val="center"/>
-              <w:rPr>
-                <w:rFonts w:ascii="Times New Roman" w:hAnsi="Times New Roman" w:cs="Times New Roman"/>
-                <w:sz w:val="28"/>
-                <w:szCs w:val="28"/>
-                <w:lang w:val="en-US"/>
-              </w:rPr>
-            </w:pPr>
-          </w:p>
-        </w:tc>
-        <w:tc>
-          <w:tcPr>
-            <w:tcW w:w="797" w:type="dxa"/>
-          </w:tcPr>
-          <w:p>
-            <w:pPr>
-              <w:jc w:val="center"/>
-              <w:rPr>
-                <w:rFonts w:ascii="Times New Roman" w:hAnsi="Times New Roman" w:cs="Times New Roman"/>
-                <w:sz w:val="28"/>
-                <w:szCs w:val="28"/>
-                <w:lang w:val="en-US"/>
-              </w:rPr>
-            </w:pPr>
-          </w:p>
-        </w:tc>
-        <w:tc>
-          <w:tcPr>
-            <w:tcW w:w="797" w:type="dxa"/>
-          </w:tcPr>
-          <w:p>
-            <w:pPr>
-              <w:jc w:val="center"/>
-              <w:rPr>
-                <w:rFonts w:ascii="Times New Roman" w:hAnsi="Times New Roman" w:cs="Times New Roman"/>
-                <w:sz w:val="28"/>
-                <w:szCs w:val="28"/>
-                <w:lang w:val="en-US"/>
-              </w:rPr>
-            </w:pPr>
-          </w:p>
-        </w:tc>
-        <w:tc>
-          <w:tcPr>
-            <w:tcW w:w="768" w:type="dxa"/>
-          </w:tcPr>
-          <w:p>
-            <w:pPr>
-              <w:jc w:val="center"/>
-              <w:rPr>
-                <w:rFonts w:ascii="Times New Roman" w:hAnsi="Times New Roman" w:cs="Times New Roman"/>
-                <w:sz w:val="28"/>
-                <w:szCs w:val="28"/>
-                <w:lang w:val="en-US"/>
-              </w:rPr>
-            </w:pPr>
-          </w:p>
-        </w:tc>
-        <w:tc>
-          <w:tcPr>
-            <w:tcW w:w="768" w:type="dxa"/>
-          </w:tcPr>
-          <w:p>
-            <w:pPr>
-              <w:jc w:val="center"/>
-              <w:rPr>
-                <w:rFonts w:ascii="Times New Roman" w:hAnsi="Times New Roman" w:cs="Times New Roman"/>
-                <w:sz w:val="28"/>
-                <w:szCs w:val="28"/>
-                <w:lang w:val="en-US"/>
-              </w:rPr>
-            </w:pPr>
-          </w:p>
-        </w:tc>
-        <w:tc>
-          <w:tcPr>
-            <w:tcW w:w="768" w:type="dxa"/>
-          </w:tcPr>
-          <w:p>
-            <w:pPr>
-              <w:jc w:val="center"/>
-              <w:rPr>
-                <w:rFonts w:ascii="Times New Roman" w:hAnsi="Times New Roman" w:cs="Times New Roman"/>
-                <w:sz w:val="28"/>
-                <w:szCs w:val="28"/>
-                <w:lang w:val="en-US"/>
-              </w:rPr>
-            </w:pPr>
-          </w:p>
-        </w:tc>
-        <w:tc>
-          <w:tcPr>
-            <w:tcW w:w="732" w:type="dxa"/>
-          </w:tcPr>
-          <w:p>
-            <w:pPr>
-              <w:jc w:val="center"/>
-              <w:rPr>
-                <w:rFonts w:ascii="Times New Roman" w:hAnsi="Times New Roman" w:cs="Times New Roman"/>
-                <w:sz w:val="28"/>
-                <w:szCs w:val="28"/>
-                <w:lang w:val="en-US"/>
-              </w:rPr>
-            </w:pPr>
-          </w:p>
-        </w:tc>
-      </w:tr>
-      <w:tr>
-        <w:tc>
-          <w:tcPr>
-            <w:tcW w:w="795" w:type="dxa"/>
-          </w:tcPr>
-          <w:p>
-            <w:pPr>
-              <w:jc w:val="center"/>
-              <w:rPr>
-                <w:rFonts w:ascii="Times New Roman" w:hAnsi="Times New Roman" w:cs="Times New Roman"/>
-                <w:sz w:val="28"/>
-                <w:szCs w:val="28"/>
-              </w:rPr>
-            </w:pPr>
-            <w:r>
-              <w:rPr>
-                <w:rFonts w:ascii="Times New Roman" w:hAnsi="Times New Roman" w:cs="Times New Roman"/>
-                <w:sz w:val="28"/>
-                <w:szCs w:val="28"/>
-              </w:rPr>
-              <w:t>+</w:t>
-            </w:r>
-          </w:p>
-        </w:tc>
-        <w:tc>
-          <w:tcPr>
-            <w:tcW w:w="796" w:type="dxa"/>
-          </w:tcPr>
-          <w:p>
-            <w:pPr>
-              <w:jc w:val="center"/>
-              <w:rPr>
-                <w:rFonts w:ascii="Times New Roman" w:hAnsi="Times New Roman" w:cs="Times New Roman"/>
-                <w:sz w:val="28"/>
-                <w:szCs w:val="28"/>
-              </w:rPr>
-            </w:pPr>
-            <w:r>
-              <w:rPr>
-                <w:rFonts w:ascii="Times New Roman" w:hAnsi="Times New Roman" w:cs="Times New Roman"/>
-                <w:sz w:val="28"/>
-                <w:szCs w:val="28"/>
-              </w:rPr>
-              <w:t>+</w:t>
-            </w:r>
-          </w:p>
-        </w:tc>
-        <w:tc>
-          <w:tcPr>
-            <w:tcW w:w="808" w:type="dxa"/>
-          </w:tcPr>
-          <w:p>
-            <w:pPr>
-              <w:jc w:val="center"/>
-              <w:rPr>
-                <w:rFonts w:ascii="Times New Roman" w:hAnsi="Times New Roman" w:cs="Times New Roman"/>
-                <w:sz w:val="28"/>
-                <w:szCs w:val="28"/>
-              </w:rPr>
-            </w:pPr>
-            <w:r>
-              <w:rPr>
-                <w:rFonts w:ascii="Times New Roman" w:hAnsi="Times New Roman" w:cs="Times New Roman"/>
-                <w:sz w:val="28"/>
-                <w:szCs w:val="28"/>
-              </w:rPr>
-              <w:t>+</w:t>
-            </w:r>
-          </w:p>
-        </w:tc>
-        <w:tc>
-          <w:tcPr>
-            <w:tcW w:w="836" w:type="dxa"/>
-          </w:tcPr>
-          <w:p>
-            <w:pPr>
-              <w:jc w:val="center"/>
-              <w:rPr>
-                <w:rFonts w:ascii="Times New Roman" w:hAnsi="Times New Roman" w:cs="Times New Roman"/>
-                <w:sz w:val="28"/>
-                <w:szCs w:val="28"/>
-              </w:rPr>
-            </w:pPr>
-            <w:r>
-              <w:rPr>
-                <w:rFonts w:ascii="Times New Roman" w:hAnsi="Times New Roman" w:cs="Times New Roman"/>
-                <w:sz w:val="28"/>
-                <w:szCs w:val="28"/>
-              </w:rPr>
-              <w:t>+</w:t>
-            </w:r>
-          </w:p>
-        </w:tc>
-        <w:tc>
-          <w:tcPr>
-            <w:tcW w:w="797" w:type="dxa"/>
-          </w:tcPr>
-          <w:p>
-            <w:pPr>
-              <w:jc w:val="center"/>
-              <w:rPr>
-                <w:rFonts w:ascii="Times New Roman" w:hAnsi="Times New Roman" w:cs="Times New Roman"/>
-                <w:sz w:val="28"/>
-                <w:szCs w:val="28"/>
-                <w:lang w:val="en-US"/>
-              </w:rPr>
-            </w:pPr>
-          </w:p>
-        </w:tc>
-        <w:tc>
-          <w:tcPr>
-            <w:tcW w:w="797" w:type="dxa"/>
-          </w:tcPr>
-          <w:p>
-            <w:pPr>
-              <w:jc w:val="center"/>
-              <w:rPr>
-                <w:rFonts w:ascii="Times New Roman" w:hAnsi="Times New Roman" w:cs="Times New Roman"/>
-                <w:sz w:val="28"/>
-                <w:szCs w:val="28"/>
-                <w:lang w:val="en-US"/>
-              </w:rPr>
-            </w:pPr>
-          </w:p>
-        </w:tc>
-        <w:tc>
-          <w:tcPr>
-            <w:tcW w:w="797" w:type="dxa"/>
-          </w:tcPr>
-          <w:p>
-            <w:pPr>
-              <w:jc w:val="center"/>
-              <w:rPr>
-                <w:rFonts w:ascii="Times New Roman" w:hAnsi="Times New Roman" w:cs="Times New Roman"/>
-                <w:sz w:val="28"/>
-                <w:szCs w:val="28"/>
-                <w:lang w:val="en-US"/>
-              </w:rPr>
-            </w:pPr>
-          </w:p>
-        </w:tc>
-        <w:tc>
-          <w:tcPr>
-            <w:tcW w:w="797" w:type="dxa"/>
-          </w:tcPr>
-          <w:p>
-            <w:pPr>
-              <w:jc w:val="center"/>
-              <w:rPr>
-                <w:rFonts w:ascii="Times New Roman" w:hAnsi="Times New Roman" w:cs="Times New Roman"/>
-                <w:sz w:val="28"/>
-                <w:szCs w:val="28"/>
-                <w:lang w:val="en-US"/>
-              </w:rPr>
-            </w:pPr>
-          </w:p>
-        </w:tc>
-        <w:tc>
-          <w:tcPr>
-            <w:tcW w:w="797" w:type="dxa"/>
-          </w:tcPr>
-          <w:p>
-            <w:pPr>
-              <w:jc w:val="center"/>
-              <w:rPr>
-                <w:rFonts w:ascii="Times New Roman" w:hAnsi="Times New Roman" w:cs="Times New Roman"/>
-                <w:sz w:val="28"/>
-                <w:szCs w:val="28"/>
-                <w:lang w:val="en-US"/>
-              </w:rPr>
-            </w:pPr>
-          </w:p>
-        </w:tc>
-        <w:tc>
-          <w:tcPr>
-            <w:tcW w:w="768" w:type="dxa"/>
-          </w:tcPr>
-          <w:p>
-            <w:pPr>
-              <w:jc w:val="center"/>
-              <w:rPr>
-                <w:rFonts w:ascii="Times New Roman" w:hAnsi="Times New Roman" w:cs="Times New Roman"/>
-                <w:sz w:val="28"/>
-                <w:szCs w:val="28"/>
-                <w:lang w:val="en-US"/>
-              </w:rPr>
-            </w:pPr>
-          </w:p>
-        </w:tc>
-        <w:tc>
-          <w:tcPr>
-            <w:tcW w:w="768" w:type="dxa"/>
-          </w:tcPr>
-          <w:p>
-            <w:pPr>
-              <w:jc w:val="center"/>
-              <w:rPr>
-                <w:rFonts w:ascii="Times New Roman" w:hAnsi="Times New Roman" w:cs="Times New Roman"/>
-                <w:sz w:val="28"/>
-                <w:szCs w:val="28"/>
-                <w:lang w:val="en-US"/>
-              </w:rPr>
-            </w:pPr>
-          </w:p>
-        </w:tc>
-        <w:tc>
-          <w:tcPr>
-            <w:tcW w:w="768" w:type="dxa"/>
-          </w:tcPr>
-          <w:p>
-            <w:pPr>
-              <w:jc w:val="center"/>
-              <w:rPr>
-                <w:rFonts w:ascii="Times New Roman" w:hAnsi="Times New Roman" w:cs="Times New Roman"/>
-                <w:sz w:val="28"/>
-                <w:szCs w:val="28"/>
-                <w:lang w:val="en-US"/>
-              </w:rPr>
-            </w:pPr>
-          </w:p>
-        </w:tc>
-        <w:tc>
-          <w:tcPr>
-            <w:tcW w:w="732" w:type="dxa"/>
-          </w:tcPr>
-          <w:p>
-            <w:pPr>
-              <w:jc w:val="center"/>
-              <w:rPr>
-                <w:rFonts w:ascii="Times New Roman" w:hAnsi="Times New Roman" w:cs="Times New Roman"/>
-                <w:sz w:val="28"/>
-                <w:szCs w:val="28"/>
-                <w:lang w:val="en-US"/>
-              </w:rPr>
-            </w:pPr>
-          </w:p>
-        </w:tc>
-      </w:tr>
-      <w:tr>
-        <w:tc>
-          <w:tcPr>
-            <w:tcW w:w="795" w:type="dxa"/>
-          </w:tcPr>
-          <w:p>
-            <w:pPr>
-              <w:jc w:val="center"/>
-              <w:rPr>
-                <w:rFonts w:ascii="Times New Roman" w:hAnsi="Times New Roman" w:cs="Times New Roman"/>
-                <w:sz w:val="28"/>
-                <w:szCs w:val="28"/>
-              </w:rPr>
-            </w:pPr>
-            <w:r>
-              <w:rPr>
-                <w:rFonts w:ascii="Times New Roman" w:hAnsi="Times New Roman" w:cs="Times New Roman"/>
-                <w:sz w:val="28"/>
-                <w:szCs w:val="28"/>
-              </w:rPr>
-              <w:t>+</w:t>
-            </w:r>
-          </w:p>
-        </w:tc>
-        <w:tc>
-          <w:tcPr>
-            <w:tcW w:w="796" w:type="dxa"/>
-          </w:tcPr>
-          <w:p>
-            <w:pPr>
-              <w:jc w:val="center"/>
-              <w:rPr>
-                <w:rFonts w:ascii="Times New Roman" w:hAnsi="Times New Roman" w:cs="Times New Roman"/>
-                <w:sz w:val="28"/>
-                <w:szCs w:val="28"/>
-              </w:rPr>
-            </w:pPr>
-            <w:r>
-              <w:rPr>
-                <w:rFonts w:ascii="Times New Roman" w:hAnsi="Times New Roman" w:cs="Times New Roman"/>
-                <w:sz w:val="28"/>
-                <w:szCs w:val="28"/>
-              </w:rPr>
-              <w:t>+</w:t>
-            </w:r>
-          </w:p>
-        </w:tc>
-        <w:tc>
-          <w:tcPr>
-            <w:tcW w:w="808" w:type="dxa"/>
-          </w:tcPr>
-          <w:p>
-            <w:pPr>
-              <w:jc w:val="center"/>
-              <w:rPr>
-                <w:rFonts w:ascii="Times New Roman" w:hAnsi="Times New Roman" w:cs="Times New Roman"/>
-                <w:sz w:val="28"/>
-                <w:szCs w:val="28"/>
-                <w:lang w:val="en-US"/>
-              </w:rPr>
-            </w:pPr>
-          </w:p>
-        </w:tc>
-        <w:tc>
-          <w:tcPr>
-            <w:tcW w:w="836" w:type="dxa"/>
-          </w:tcPr>
-          <w:p>
-            <w:pPr>
-              <w:jc w:val="center"/>
-              <w:rPr>
-                <w:rFonts w:ascii="Times New Roman" w:hAnsi="Times New Roman" w:cs="Times New Roman"/>
-                <w:sz w:val="28"/>
-                <w:szCs w:val="28"/>
-                <w:lang w:val="en-US"/>
-              </w:rPr>
-            </w:pPr>
-          </w:p>
-        </w:tc>
-        <w:tc>
-          <w:tcPr>
-            <w:tcW w:w="797" w:type="dxa"/>
-          </w:tcPr>
-          <w:p>
-            <w:pPr>
-              <w:jc w:val="center"/>
-              <w:rPr>
-                <w:rFonts w:ascii="Times New Roman" w:hAnsi="Times New Roman" w:cs="Times New Roman"/>
-                <w:sz w:val="28"/>
-                <w:szCs w:val="28"/>
-              </w:rPr>
-            </w:pPr>
-            <w:r>
-              <w:rPr>
-                <w:rFonts w:ascii="Times New Roman" w:hAnsi="Times New Roman" w:cs="Times New Roman"/>
-                <w:sz w:val="28"/>
-                <w:szCs w:val="28"/>
-              </w:rPr>
-              <w:t>+</w:t>
-            </w:r>
-          </w:p>
-        </w:tc>
-        <w:tc>
-          <w:tcPr>
-            <w:tcW w:w="797" w:type="dxa"/>
-          </w:tcPr>
-          <w:p>
-            <w:pPr>
-              <w:jc w:val="center"/>
-              <w:rPr>
-                <w:rFonts w:ascii="Times New Roman" w:hAnsi="Times New Roman" w:cs="Times New Roman"/>
-                <w:sz w:val="28"/>
-                <w:szCs w:val="28"/>
-                <w:lang w:val="en-US"/>
-              </w:rPr>
-            </w:pPr>
-          </w:p>
-        </w:tc>
-        <w:tc>
-          <w:tcPr>
-            <w:tcW w:w="797" w:type="dxa"/>
-          </w:tcPr>
-          <w:p>
-            <w:pPr>
-              <w:jc w:val="center"/>
-              <w:rPr>
-                <w:rFonts w:ascii="Times New Roman" w:hAnsi="Times New Roman" w:cs="Times New Roman"/>
-                <w:sz w:val="28"/>
-                <w:szCs w:val="28"/>
-              </w:rPr>
-            </w:pPr>
-            <w:r>
-              <w:rPr>
-                <w:rFonts w:ascii="Times New Roman" w:hAnsi="Times New Roman" w:cs="Times New Roman"/>
-                <w:sz w:val="28"/>
-                <w:szCs w:val="28"/>
-              </w:rPr>
-              <w:t>+</w:t>
-            </w:r>
-          </w:p>
-        </w:tc>
-        <w:tc>
-          <w:tcPr>
-            <w:tcW w:w="797" w:type="dxa"/>
-          </w:tcPr>
-          <w:p>
-            <w:pPr>
-              <w:jc w:val="center"/>
-              <w:rPr>
-                <w:rFonts w:ascii="Times New Roman" w:hAnsi="Times New Roman" w:cs="Times New Roman"/>
-                <w:sz w:val="28"/>
-                <w:szCs w:val="28"/>
-                <w:lang w:val="en-US"/>
-              </w:rPr>
-            </w:pPr>
-          </w:p>
-        </w:tc>
-        <w:tc>
-          <w:tcPr>
-            <w:tcW w:w="797" w:type="dxa"/>
-          </w:tcPr>
-          <w:p>
-            <w:pPr>
-              <w:jc w:val="center"/>
-              <w:rPr>
-                <w:rFonts w:ascii="Times New Roman" w:hAnsi="Times New Roman" w:cs="Times New Roman"/>
-                <w:sz w:val="28"/>
-                <w:szCs w:val="28"/>
-              </w:rPr>
-            </w:pPr>
-            <w:r>
-              <w:rPr>
-                <w:rFonts w:ascii="Times New Roman" w:hAnsi="Times New Roman" w:cs="Times New Roman"/>
-                <w:sz w:val="28"/>
-                <w:szCs w:val="28"/>
-              </w:rPr>
-              <w:t>+</w:t>
-            </w:r>
-          </w:p>
-        </w:tc>
-        <w:tc>
-          <w:tcPr>
-            <w:tcW w:w="768" w:type="dxa"/>
-          </w:tcPr>
-          <w:p>
-            <w:pPr>
-              <w:jc w:val="center"/>
-              <w:rPr>
-                <w:rFonts w:ascii="Times New Roman" w:hAnsi="Times New Roman" w:cs="Times New Roman"/>
-                <w:sz w:val="28"/>
-                <w:szCs w:val="28"/>
-                <w:lang w:val="en-US"/>
-              </w:rPr>
-            </w:pPr>
-          </w:p>
-        </w:tc>
-        <w:tc>
-          <w:tcPr>
-            <w:tcW w:w="768" w:type="dxa"/>
-          </w:tcPr>
-          <w:p>
-            <w:pPr>
-              <w:jc w:val="center"/>
-              <w:rPr>
-                <w:rFonts w:ascii="Times New Roman" w:hAnsi="Times New Roman" w:cs="Times New Roman"/>
-                <w:sz w:val="28"/>
-                <w:szCs w:val="28"/>
-                <w:lang w:val="en-US"/>
-              </w:rPr>
-            </w:pPr>
-          </w:p>
-        </w:tc>
-        <w:tc>
-          <w:tcPr>
-            <w:tcW w:w="768" w:type="dxa"/>
-          </w:tcPr>
-          <w:p>
-            <w:pPr>
-              <w:jc w:val="center"/>
-              <w:rPr>
-                <w:rFonts w:ascii="Times New Roman" w:hAnsi="Times New Roman" w:cs="Times New Roman"/>
-                <w:sz w:val="28"/>
-                <w:szCs w:val="28"/>
-              </w:rPr>
-            </w:pPr>
-            <w:r>
-              <w:rPr>
-                <w:rFonts w:ascii="Times New Roman" w:hAnsi="Times New Roman" w:cs="Times New Roman"/>
-                <w:sz w:val="28"/>
-                <w:szCs w:val="28"/>
-              </w:rPr>
-              <w:t>+</w:t>
-            </w:r>
-          </w:p>
-        </w:tc>
-        <w:tc>
-          <w:tcPr>
-            <w:tcW w:w="732" w:type="dxa"/>
-          </w:tcPr>
-          <w:p>
-            <w:pPr>
-              <w:jc w:val="center"/>
-              <w:rPr>
-                <w:rFonts w:ascii="Times New Roman" w:hAnsi="Times New Roman" w:cs="Times New Roman"/>
-                <w:sz w:val="28"/>
-                <w:szCs w:val="28"/>
-              </w:rPr>
-            </w:pPr>
-            <w:r>
-              <w:rPr>
-                <w:rFonts w:ascii="Times New Roman" w:hAnsi="Times New Roman" w:cs="Times New Roman"/>
-                <w:sz w:val="28"/>
-                <w:szCs w:val="28"/>
-              </w:rPr>
-              <w:t>+</w:t>
-            </w:r>
-          </w:p>
-        </w:tc>
-      </w:tr>
-      <w:tr>
-        <w:tc>
-          <w:tcPr>
-            <w:tcW w:w="795" w:type="dxa"/>
-          </w:tcPr>
-          <w:p>
-            <w:pPr>
-              <w:jc w:val="center"/>
-              <w:rPr>
-                <w:rFonts w:ascii="Times New Roman" w:hAnsi="Times New Roman" w:cs="Times New Roman"/>
-                <w:sz w:val="28"/>
-                <w:szCs w:val="28"/>
-              </w:rPr>
-            </w:pPr>
-            <w:r>
-              <w:rPr>
-                <w:rFonts w:ascii="Times New Roman" w:hAnsi="Times New Roman" w:cs="Times New Roman"/>
-                <w:sz w:val="28"/>
-                <w:szCs w:val="28"/>
-              </w:rPr>
-              <w:t>+</w:t>
-            </w:r>
-          </w:p>
-        </w:tc>
-        <w:tc>
-          <w:tcPr>
-            <w:tcW w:w="796" w:type="dxa"/>
-          </w:tcPr>
-          <w:p>
-            <w:pPr>
-              <w:jc w:val="center"/>
-              <w:rPr>
-                <w:rFonts w:ascii="Times New Roman" w:hAnsi="Times New Roman" w:cs="Times New Roman"/>
-                <w:sz w:val="28"/>
-                <w:szCs w:val="28"/>
-              </w:rPr>
-            </w:pPr>
-            <w:r>
-              <w:rPr>
-                <w:rFonts w:ascii="Times New Roman" w:hAnsi="Times New Roman" w:cs="Times New Roman"/>
-                <w:sz w:val="28"/>
-                <w:szCs w:val="28"/>
-              </w:rPr>
-              <w:t>+</w:t>
-            </w:r>
-          </w:p>
-        </w:tc>
-        <w:tc>
-          <w:tcPr>
-            <w:tcW w:w="808" w:type="dxa"/>
-          </w:tcPr>
-          <w:p>
-            <w:pPr>
-              <w:jc w:val="center"/>
-              <w:rPr>
-                <w:rFonts w:ascii="Times New Roman" w:hAnsi="Times New Roman" w:cs="Times New Roman"/>
-                <w:sz w:val="28"/>
-                <w:szCs w:val="28"/>
-                <w:lang w:val="en-US"/>
-              </w:rPr>
-            </w:pPr>
-          </w:p>
-        </w:tc>
-        <w:tc>
-          <w:tcPr>
-            <w:tcW w:w="836" w:type="dxa"/>
-          </w:tcPr>
-          <w:p>
-            <w:pPr>
-              <w:jc w:val="center"/>
-              <w:rPr>
-                <w:rFonts w:ascii="Times New Roman" w:hAnsi="Times New Roman" w:cs="Times New Roman"/>
-                <w:sz w:val="28"/>
-                <w:szCs w:val="28"/>
-                <w:lang w:val="en-US"/>
-              </w:rPr>
-            </w:pPr>
-          </w:p>
-        </w:tc>
-        <w:tc>
-          <w:tcPr>
-            <w:tcW w:w="797" w:type="dxa"/>
-          </w:tcPr>
-          <w:p>
-            <w:pPr>
-              <w:jc w:val="center"/>
-              <w:rPr>
-                <w:rFonts w:ascii="Times New Roman" w:hAnsi="Times New Roman" w:cs="Times New Roman"/>
-                <w:sz w:val="28"/>
-                <w:szCs w:val="28"/>
-              </w:rPr>
-            </w:pPr>
-            <w:r>
-              <w:rPr>
-                <w:rFonts w:ascii="Times New Roman" w:hAnsi="Times New Roman" w:cs="Times New Roman"/>
-                <w:sz w:val="28"/>
-                <w:szCs w:val="28"/>
-              </w:rPr>
-              <w:t>+</w:t>
-            </w:r>
-          </w:p>
-        </w:tc>
-        <w:tc>
-          <w:tcPr>
-            <w:tcW w:w="797" w:type="dxa"/>
-          </w:tcPr>
-          <w:p>
-            <w:pPr>
-              <w:jc w:val="center"/>
-              <w:rPr>
-                <w:rFonts w:ascii="Times New Roman" w:hAnsi="Times New Roman" w:cs="Times New Roman"/>
-                <w:sz w:val="28"/>
-                <w:szCs w:val="28"/>
-                <w:lang w:val="en-US"/>
-              </w:rPr>
-            </w:pPr>
-          </w:p>
-        </w:tc>
-        <w:tc>
-          <w:tcPr>
-            <w:tcW w:w="797" w:type="dxa"/>
-          </w:tcPr>
-          <w:p>
-            <w:pPr>
-              <w:jc w:val="center"/>
-              <w:rPr>
-                <w:rFonts w:ascii="Times New Roman" w:hAnsi="Times New Roman" w:cs="Times New Roman"/>
-                <w:sz w:val="28"/>
-                <w:szCs w:val="28"/>
-              </w:rPr>
-            </w:pPr>
-            <w:r>
-              <w:rPr>
-                <w:rFonts w:ascii="Times New Roman" w:hAnsi="Times New Roman" w:cs="Times New Roman"/>
-                <w:sz w:val="28"/>
-                <w:szCs w:val="28"/>
-              </w:rPr>
-              <w:t>+</w:t>
-            </w:r>
-          </w:p>
-        </w:tc>
-        <w:tc>
-          <w:tcPr>
-            <w:tcW w:w="797" w:type="dxa"/>
-          </w:tcPr>
-          <w:p>
-            <w:pPr>
-              <w:jc w:val="center"/>
-              <w:rPr>
-                <w:rFonts w:ascii="Times New Roman" w:hAnsi="Times New Roman" w:cs="Times New Roman"/>
-                <w:sz w:val="28"/>
-                <w:szCs w:val="28"/>
-              </w:rPr>
-            </w:pPr>
-            <w:r>
-              <w:rPr>
-                <w:rFonts w:ascii="Times New Roman" w:hAnsi="Times New Roman" w:cs="Times New Roman"/>
-                <w:sz w:val="28"/>
-                <w:szCs w:val="28"/>
-              </w:rPr>
-              <w:t>+</w:t>
-            </w:r>
-          </w:p>
-        </w:tc>
-        <w:tc>
-          <w:tcPr>
-            <w:tcW w:w="797" w:type="dxa"/>
-          </w:tcPr>
-          <w:p>
-            <w:pPr>
-              <w:jc w:val="center"/>
-              <w:rPr>
-                <w:rFonts w:ascii="Times New Roman" w:hAnsi="Times New Roman" w:cs="Times New Roman"/>
-                <w:sz w:val="28"/>
-                <w:szCs w:val="28"/>
-                <w:lang w:val="en-US"/>
-              </w:rPr>
-            </w:pPr>
-          </w:p>
-        </w:tc>
-        <w:tc>
-          <w:tcPr>
-            <w:tcW w:w="768" w:type="dxa"/>
-          </w:tcPr>
-          <w:p>
-            <w:pPr>
-              <w:jc w:val="center"/>
-              <w:rPr>
-                <w:rFonts w:ascii="Times New Roman" w:hAnsi="Times New Roman" w:cs="Times New Roman"/>
-                <w:sz w:val="28"/>
-                <w:szCs w:val="28"/>
-                <w:lang w:val="en-US"/>
-              </w:rPr>
-            </w:pPr>
-          </w:p>
-        </w:tc>
-        <w:tc>
-          <w:tcPr>
-            <w:tcW w:w="768" w:type="dxa"/>
-          </w:tcPr>
-          <w:p>
-            <w:pPr>
-              <w:jc w:val="center"/>
-              <w:rPr>
-                <w:rFonts w:ascii="Times New Roman" w:hAnsi="Times New Roman" w:cs="Times New Roman"/>
-                <w:sz w:val="28"/>
-                <w:szCs w:val="28"/>
-              </w:rPr>
-            </w:pPr>
-            <w:r>
-              <w:rPr>
-                <w:rFonts w:ascii="Times New Roman" w:hAnsi="Times New Roman" w:cs="Times New Roman"/>
-                <w:sz w:val="28"/>
-                <w:szCs w:val="28"/>
-              </w:rPr>
-              <w:t>+</w:t>
-            </w:r>
-          </w:p>
-        </w:tc>
-        <w:tc>
-          <w:tcPr>
-            <w:tcW w:w="768" w:type="dxa"/>
-          </w:tcPr>
-          <w:p>
-            <w:pPr>
-              <w:jc w:val="center"/>
-              <w:rPr>
-                <w:rFonts w:ascii="Times New Roman" w:hAnsi="Times New Roman" w:cs="Times New Roman"/>
-                <w:sz w:val="28"/>
-                <w:szCs w:val="28"/>
-                <w:lang w:val="en-US"/>
-              </w:rPr>
-            </w:pPr>
-          </w:p>
-        </w:tc>
-        <w:tc>
-          <w:tcPr>
-            <w:tcW w:w="732" w:type="dxa"/>
-          </w:tcPr>
-          <w:p>
-            <w:pPr>
-              <w:jc w:val="center"/>
-              <w:rPr>
-                <w:rFonts w:ascii="Times New Roman" w:hAnsi="Times New Roman" w:cs="Times New Roman"/>
-                <w:sz w:val="28"/>
-                <w:szCs w:val="28"/>
-              </w:rPr>
-            </w:pPr>
-            <w:r>
-              <w:rPr>
-                <w:rFonts w:ascii="Times New Roman" w:hAnsi="Times New Roman" w:cs="Times New Roman"/>
-                <w:sz w:val="28"/>
-                <w:szCs w:val="28"/>
-              </w:rPr>
-              <w:t>+</w:t>
-            </w:r>
-          </w:p>
-        </w:tc>
-      </w:tr>
-      <w:tr>
-        <w:tc>
-          <w:tcPr>
-            <w:tcW w:w="795" w:type="dxa"/>
-          </w:tcPr>
-          <w:p>
-            <w:pPr>
-              <w:jc w:val="center"/>
-              <w:rPr>
-                <w:rFonts w:ascii="Times New Roman" w:hAnsi="Times New Roman" w:cs="Times New Roman"/>
-                <w:sz w:val="28"/>
-                <w:szCs w:val="28"/>
-              </w:rPr>
-            </w:pPr>
-            <w:r>
-              <w:rPr>
-                <w:rFonts w:ascii="Times New Roman" w:hAnsi="Times New Roman" w:cs="Times New Roman"/>
-                <w:sz w:val="28"/>
-                <w:szCs w:val="28"/>
-              </w:rPr>
-              <w:t>+</w:t>
-            </w:r>
-          </w:p>
-        </w:tc>
-        <w:tc>
-          <w:tcPr>
-            <w:tcW w:w="796" w:type="dxa"/>
-          </w:tcPr>
-          <w:p>
-            <w:pPr>
-              <w:jc w:val="center"/>
-              <w:rPr>
-                <w:rFonts w:ascii="Times New Roman" w:hAnsi="Times New Roman" w:cs="Times New Roman"/>
-                <w:sz w:val="28"/>
-                <w:szCs w:val="28"/>
-              </w:rPr>
-            </w:pPr>
-            <w:r>
-              <w:rPr>
-                <w:rFonts w:ascii="Times New Roman" w:hAnsi="Times New Roman" w:cs="Times New Roman"/>
-                <w:sz w:val="28"/>
-                <w:szCs w:val="28"/>
-              </w:rPr>
-              <w:t>+</w:t>
-            </w:r>
-          </w:p>
-        </w:tc>
-        <w:tc>
-          <w:tcPr>
-            <w:tcW w:w="808" w:type="dxa"/>
-          </w:tcPr>
-          <w:p>
-            <w:pPr>
-              <w:jc w:val="center"/>
-              <w:rPr>
-                <w:rFonts w:ascii="Times New Roman" w:hAnsi="Times New Roman" w:cs="Times New Roman"/>
-                <w:sz w:val="28"/>
-                <w:szCs w:val="28"/>
-                <w:lang w:val="en-US"/>
-              </w:rPr>
-            </w:pPr>
-          </w:p>
-        </w:tc>
-        <w:tc>
-          <w:tcPr>
-            <w:tcW w:w="836" w:type="dxa"/>
-          </w:tcPr>
-          <w:p>
-            <w:pPr>
-              <w:jc w:val="center"/>
-              <w:rPr>
-                <w:rFonts w:ascii="Times New Roman" w:hAnsi="Times New Roman" w:cs="Times New Roman"/>
-                <w:sz w:val="28"/>
-                <w:szCs w:val="28"/>
-                <w:lang w:val="en-US"/>
-              </w:rPr>
-            </w:pPr>
-          </w:p>
-        </w:tc>
-        <w:tc>
-          <w:tcPr>
-            <w:tcW w:w="797" w:type="dxa"/>
-          </w:tcPr>
-          <w:p>
-            <w:pPr>
-              <w:jc w:val="center"/>
-              <w:rPr>
-                <w:rFonts w:ascii="Times New Roman" w:hAnsi="Times New Roman" w:cs="Times New Roman"/>
-                <w:sz w:val="28"/>
-                <w:szCs w:val="28"/>
-              </w:rPr>
-            </w:pPr>
-            <w:r>
-              <w:rPr>
-                <w:rFonts w:ascii="Times New Roman" w:hAnsi="Times New Roman" w:cs="Times New Roman"/>
-                <w:sz w:val="28"/>
-                <w:szCs w:val="28"/>
-              </w:rPr>
-              <w:t>+</w:t>
-            </w:r>
-          </w:p>
-        </w:tc>
-        <w:tc>
-          <w:tcPr>
-            <w:tcW w:w="797" w:type="dxa"/>
-          </w:tcPr>
-          <w:p>
-            <w:pPr>
-              <w:jc w:val="center"/>
-              <w:rPr>
-                <w:rFonts w:ascii="Times New Roman" w:hAnsi="Times New Roman" w:cs="Times New Roman"/>
-                <w:sz w:val="28"/>
-                <w:szCs w:val="28"/>
-              </w:rPr>
-            </w:pPr>
-            <w:r>
-              <w:rPr>
-                <w:rFonts w:ascii="Times New Roman" w:hAnsi="Times New Roman" w:cs="Times New Roman"/>
-                <w:sz w:val="28"/>
-                <w:szCs w:val="28"/>
-              </w:rPr>
-              <w:t>+</w:t>
-            </w:r>
-          </w:p>
-        </w:tc>
-        <w:tc>
-          <w:tcPr>
-            <w:tcW w:w="797" w:type="dxa"/>
-          </w:tcPr>
-          <w:p>
-            <w:pPr>
-              <w:jc w:val="center"/>
-              <w:rPr>
-                <w:rFonts w:ascii="Times New Roman" w:hAnsi="Times New Roman" w:cs="Times New Roman"/>
-                <w:sz w:val="28"/>
-                <w:szCs w:val="28"/>
-                <w:lang w:val="en-US"/>
-              </w:rPr>
-            </w:pPr>
-          </w:p>
-        </w:tc>
-        <w:tc>
-          <w:tcPr>
-            <w:tcW w:w="797" w:type="dxa"/>
-          </w:tcPr>
-          <w:p>
-            <w:pPr>
-              <w:jc w:val="center"/>
-              <w:rPr>
-                <w:rFonts w:ascii="Times New Roman" w:hAnsi="Times New Roman" w:cs="Times New Roman"/>
-                <w:sz w:val="28"/>
-                <w:szCs w:val="28"/>
-              </w:rPr>
-            </w:pPr>
-          </w:p>
-        </w:tc>
-        <w:tc>
-          <w:tcPr>
-            <w:tcW w:w="797" w:type="dxa"/>
-          </w:tcPr>
-          <w:p>
-            <w:pPr>
-              <w:jc w:val="center"/>
-              <w:rPr>
-                <w:rFonts w:ascii="Times New Roman" w:hAnsi="Times New Roman" w:cs="Times New Roman"/>
-                <w:sz w:val="28"/>
-                <w:szCs w:val="28"/>
-                <w:lang w:val="en-US"/>
-              </w:rPr>
-            </w:pPr>
-          </w:p>
-        </w:tc>
-        <w:tc>
-          <w:tcPr>
-            <w:tcW w:w="768" w:type="dxa"/>
-          </w:tcPr>
-          <w:p>
-            <w:pPr>
-              <w:jc w:val="center"/>
-              <w:rPr>
-                <w:rFonts w:ascii="Times New Roman" w:hAnsi="Times New Roman" w:cs="Times New Roman"/>
-                <w:sz w:val="28"/>
-                <w:szCs w:val="28"/>
-              </w:rPr>
-            </w:pPr>
-            <w:r>
-              <w:rPr>
-                <w:rFonts w:ascii="Times New Roman" w:hAnsi="Times New Roman" w:cs="Times New Roman"/>
-                <w:sz w:val="28"/>
-                <w:szCs w:val="28"/>
-              </w:rPr>
-              <w:t>+</w:t>
-            </w:r>
-          </w:p>
-        </w:tc>
-        <w:tc>
-          <w:tcPr>
-            <w:tcW w:w="768" w:type="dxa"/>
-          </w:tcPr>
-          <w:p>
-            <w:pPr>
-              <w:jc w:val="center"/>
-              <w:rPr>
-                <w:rFonts w:ascii="Times New Roman" w:hAnsi="Times New Roman" w:cs="Times New Roman"/>
-                <w:sz w:val="28"/>
-                <w:szCs w:val="28"/>
-                <w:lang w:val="en-US"/>
-              </w:rPr>
-            </w:pPr>
-          </w:p>
-        </w:tc>
-        <w:tc>
-          <w:tcPr>
-            <w:tcW w:w="768" w:type="dxa"/>
-          </w:tcPr>
-          <w:p>
-            <w:pPr>
-              <w:jc w:val="center"/>
-              <w:rPr>
-                <w:rFonts w:ascii="Times New Roman" w:hAnsi="Times New Roman" w:cs="Times New Roman"/>
-                <w:sz w:val="28"/>
-                <w:szCs w:val="28"/>
-                <w:lang w:val="en-US"/>
-              </w:rPr>
-            </w:pPr>
-          </w:p>
-        </w:tc>
-        <w:tc>
-          <w:tcPr>
-            <w:tcW w:w="732" w:type="dxa"/>
-          </w:tcPr>
-          <w:p>
-            <w:pPr>
-              <w:jc w:val="center"/>
-              <w:rPr>
-                <w:rFonts w:ascii="Times New Roman" w:hAnsi="Times New Roman" w:cs="Times New Roman"/>
-                <w:sz w:val="28"/>
-                <w:szCs w:val="28"/>
-              </w:rPr>
-            </w:pPr>
-            <w:r>
-              <w:rPr>
-                <w:rFonts w:ascii="Times New Roman" w:hAnsi="Times New Roman" w:cs="Times New Roman"/>
-                <w:sz w:val="28"/>
-                <w:szCs w:val="28"/>
-              </w:rPr>
-              <w:t>+</w:t>
-            </w:r>
-          </w:p>
-        </w:tc>
-      </w:tr>
-    </w:tbl>
-    <w:p>
-      <w:pPr>
-        <w:rPr>
-          <w:rFonts w:ascii="Times New Roman" w:hAnsi="Times New Roman" w:cs="Times New Roman"/>
-          <w:sz w:val="28"/>
-          <w:szCs w:val="28"/>
+          <w:lang w:val="en-US"/>
         </w:rPr>
       </w:pPr>
     </w:p>
